--- a/ETL Design - Data mapping.docx
+++ b/ETL Design - Data mapping.docx
@@ -49,7 +49,7 @@
             <wp:extent cx="209550" cy="209550"/>
             <wp:effectExtent b="0" l="0" r="0" t="0"/>
             <wp:wrapNone/>
-            <wp:docPr id="1" name="" descr="" title=""/>
+            <wp:docPr id="246" name="" descr="" title=""/>
             <wp:cNvGraphicFramePr>
               <a:graphicFrameLocks xmlns:a="http://schemas.openxmlformats.org/drawingml/2006/main" noChangeAspect="1"/>
             </wp:cNvGraphicFramePr>
@@ -123,7 +123,7 @@
             <wp:extent cx="276225" cy="276225"/>
             <wp:effectExtent b="0" l="0" r="0" t="0"/>
             <wp:wrapNone/>
-            <wp:docPr id="2" name="" descr="" title=""/>
+            <wp:docPr id="247" name="" descr="" title=""/>
             <wp:cNvGraphicFramePr>
               <a:graphicFrameLocks xmlns:a="http://schemas.openxmlformats.org/drawingml/2006/main" noChangeAspect="1"/>
             </wp:cNvGraphicFramePr>
@@ -227,7 +227,7 @@
             <wp:extent cx="276225" cy="276225"/>
             <wp:effectExtent b="0" l="0" r="0" t="0"/>
             <wp:wrapNone/>
-            <wp:docPr id="3" name="" descr="" title=""/>
+            <wp:docPr id="248" name="" descr="" title=""/>
             <wp:cNvGraphicFramePr>
               <a:graphicFrameLocks xmlns:a="http://schemas.openxmlformats.org/drawingml/2006/main" noChangeAspect="1"/>
             </wp:cNvGraphicFramePr>
@@ -311,7 +311,7 @@
             <wp:extent cx="276225" cy="276225"/>
             <wp:effectExtent b="0" l="0" r="0" t="0"/>
             <wp:wrapNone/>
-            <wp:docPr id="4" name="" descr="" title=""/>
+            <wp:docPr id="249" name="" descr="" title=""/>
             <wp:cNvGraphicFramePr>
               <a:graphicFrameLocks xmlns:a="http://schemas.openxmlformats.org/drawingml/2006/main" noChangeAspect="1"/>
             </wp:cNvGraphicFramePr>
@@ -395,7 +395,7 @@
             <wp:extent cx="276225" cy="276225"/>
             <wp:effectExtent b="0" l="0" r="0" t="0"/>
             <wp:wrapNone/>
-            <wp:docPr id="5" name="" descr="" title=""/>
+            <wp:docPr id="250" name="" descr="" title=""/>
             <wp:cNvGraphicFramePr>
               <a:graphicFrameLocks xmlns:a="http://schemas.openxmlformats.org/drawingml/2006/main" noChangeAspect="1"/>
             </wp:cNvGraphicFramePr>
@@ -479,7 +479,7 @@
             <wp:extent cx="276225" cy="276225"/>
             <wp:effectExtent b="0" l="0" r="0" t="0"/>
             <wp:wrapNone/>
-            <wp:docPr id="6" name="" descr="" title=""/>
+            <wp:docPr id="251" name="" descr="" title=""/>
             <wp:cNvGraphicFramePr>
               <a:graphicFrameLocks xmlns:a="http://schemas.openxmlformats.org/drawingml/2006/main" noChangeAspect="1"/>
             </wp:cNvGraphicFramePr>
@@ -603,7 +603,7 @@
             <wp:extent cx="276225" cy="276225"/>
             <wp:effectExtent b="0" l="0" r="0" t="0"/>
             <wp:wrapNone/>
-            <wp:docPr id="7" name="" descr="" title=""/>
+            <wp:docPr id="252" name="" descr="" title=""/>
             <wp:cNvGraphicFramePr>
               <a:graphicFrameLocks xmlns:a="http://schemas.openxmlformats.org/drawingml/2006/main" noChangeAspect="1"/>
             </wp:cNvGraphicFramePr>
@@ -687,7 +687,7 @@
             <wp:extent cx="276225" cy="276225"/>
             <wp:effectExtent b="0" l="0" r="0" t="0"/>
             <wp:wrapNone/>
-            <wp:docPr id="8" name="" descr="" title=""/>
+            <wp:docPr id="253" name="" descr="" title=""/>
             <wp:cNvGraphicFramePr>
               <a:graphicFrameLocks xmlns:a="http://schemas.openxmlformats.org/drawingml/2006/main" noChangeAspect="1"/>
             </wp:cNvGraphicFramePr>
@@ -801,7 +801,7 @@
             <wp:extent cx="276225" cy="276225"/>
             <wp:effectExtent b="0" l="0" r="0" t="0"/>
             <wp:wrapNone/>
-            <wp:docPr id="9" name="" descr="" title=""/>
+            <wp:docPr id="254" name="" descr="" title=""/>
             <wp:cNvGraphicFramePr>
               <a:graphicFrameLocks xmlns:a="http://schemas.openxmlformats.org/drawingml/2006/main" noChangeAspect="1"/>
             </wp:cNvGraphicFramePr>
@@ -905,7 +905,7 @@
             <wp:extent cx="276225" cy="276225"/>
             <wp:effectExtent b="0" l="0" r="0" t="0"/>
             <wp:wrapNone/>
-            <wp:docPr id="10" name="" descr="" title=""/>
+            <wp:docPr id="255" name="" descr="" title=""/>
             <wp:cNvGraphicFramePr>
               <a:graphicFrameLocks xmlns:a="http://schemas.openxmlformats.org/drawingml/2006/main" noChangeAspect="1"/>
             </wp:cNvGraphicFramePr>
@@ -1039,7 +1039,7 @@
             <wp:extent cx="276225" cy="276225"/>
             <wp:effectExtent b="0" l="0" r="0" t="0"/>
             <wp:wrapNone/>
-            <wp:docPr id="11" name="" descr="" title=""/>
+            <wp:docPr id="256" name="" descr="" title=""/>
             <wp:cNvGraphicFramePr>
               <a:graphicFrameLocks xmlns:a="http://schemas.openxmlformats.org/drawingml/2006/main" noChangeAspect="1"/>
             </wp:cNvGraphicFramePr>
@@ -1133,7 +1133,7 @@
             <wp:extent cx="276225" cy="276225"/>
             <wp:effectExtent b="0" l="0" r="0" t="0"/>
             <wp:wrapNone/>
-            <wp:docPr id="12" name="" descr="" title=""/>
+            <wp:docPr id="257" name="" descr="" title=""/>
             <wp:cNvGraphicFramePr>
               <a:graphicFrameLocks xmlns:a="http://schemas.openxmlformats.org/drawingml/2006/main" noChangeAspect="1"/>
             </wp:cNvGraphicFramePr>
@@ -1227,7 +1227,7 @@
             <wp:extent cx="276225" cy="276225"/>
             <wp:effectExtent b="0" l="0" r="0" t="0"/>
             <wp:wrapNone/>
-            <wp:docPr id="13" name="" descr="" title=""/>
+            <wp:docPr id="258" name="" descr="" title=""/>
             <wp:cNvGraphicFramePr>
               <a:graphicFrameLocks xmlns:a="http://schemas.openxmlformats.org/drawingml/2006/main" noChangeAspect="1"/>
             </wp:cNvGraphicFramePr>
@@ -1331,7 +1331,7 @@
             <wp:extent cx="276225" cy="276225"/>
             <wp:effectExtent b="0" l="0" r="0" t="0"/>
             <wp:wrapNone/>
-            <wp:docPr id="14" name="" descr="" title=""/>
+            <wp:docPr id="259" name="" descr="" title=""/>
             <wp:cNvGraphicFramePr>
               <a:graphicFrameLocks xmlns:a="http://schemas.openxmlformats.org/drawingml/2006/main" noChangeAspect="1"/>
             </wp:cNvGraphicFramePr>
@@ -1415,7 +1415,7 @@
             <wp:extent cx="276225" cy="276225"/>
             <wp:effectExtent b="0" l="0" r="0" t="0"/>
             <wp:wrapNone/>
-            <wp:docPr id="15" name="" descr="" title=""/>
+            <wp:docPr id="260" name="" descr="" title=""/>
             <wp:cNvGraphicFramePr>
               <a:graphicFrameLocks xmlns:a="http://schemas.openxmlformats.org/drawingml/2006/main" noChangeAspect="1"/>
             </wp:cNvGraphicFramePr>
@@ -1499,7 +1499,7 @@
             <wp:extent cx="276225" cy="276225"/>
             <wp:effectExtent b="0" l="0" r="0" t="0"/>
             <wp:wrapNone/>
-            <wp:docPr id="16" name="" descr="" title=""/>
+            <wp:docPr id="261" name="" descr="" title=""/>
             <wp:cNvGraphicFramePr>
               <a:graphicFrameLocks xmlns:a="http://schemas.openxmlformats.org/drawingml/2006/main" noChangeAspect="1"/>
             </wp:cNvGraphicFramePr>
@@ -1583,7 +1583,7 @@
             <wp:extent cx="276225" cy="276225"/>
             <wp:effectExtent b="0" l="0" r="0" t="0"/>
             <wp:wrapNone/>
-            <wp:docPr id="17" name="" descr="" title=""/>
+            <wp:docPr id="262" name="" descr="" title=""/>
             <wp:cNvGraphicFramePr>
               <a:graphicFrameLocks xmlns:a="http://schemas.openxmlformats.org/drawingml/2006/main" noChangeAspect="1"/>
             </wp:cNvGraphicFramePr>
@@ -1897,7 +1897,7 @@
             <wp:extent cx="276225" cy="276225"/>
             <wp:effectExtent b="0" l="0" r="0" t="0"/>
             <wp:wrapNone/>
-            <wp:docPr id="18" name="" descr="" title=""/>
+            <wp:docPr id="263" name="" descr="" title=""/>
             <wp:cNvGraphicFramePr>
               <a:graphicFrameLocks xmlns:a="http://schemas.openxmlformats.org/drawingml/2006/main" noChangeAspect="1"/>
             </wp:cNvGraphicFramePr>
@@ -1981,7 +1981,7 @@
             <wp:extent cx="276225" cy="276225"/>
             <wp:effectExtent b="0" l="0" r="0" t="0"/>
             <wp:wrapNone/>
-            <wp:docPr id="19" name="" descr="" title=""/>
+            <wp:docPr id="264" name="" descr="" title=""/>
             <wp:cNvGraphicFramePr>
               <a:graphicFrameLocks xmlns:a="http://schemas.openxmlformats.org/drawingml/2006/main" noChangeAspect="1"/>
             </wp:cNvGraphicFramePr>
@@ -2085,7 +2085,7 @@
             <wp:extent cx="276225" cy="276225"/>
             <wp:effectExtent b="0" l="0" r="0" t="0"/>
             <wp:wrapNone/>
-            <wp:docPr id="20" name="" descr="" title=""/>
+            <wp:docPr id="265" name="" descr="" title=""/>
             <wp:cNvGraphicFramePr>
               <a:graphicFrameLocks xmlns:a="http://schemas.openxmlformats.org/drawingml/2006/main" noChangeAspect="1"/>
             </wp:cNvGraphicFramePr>
@@ -2319,7 +2319,7 @@
             <wp:extent cx="276225" cy="276225"/>
             <wp:effectExtent b="0" l="0" r="0" t="0"/>
             <wp:wrapNone/>
-            <wp:docPr id="21" name="" descr="" title=""/>
+            <wp:docPr id="266" name="" descr="" title=""/>
             <wp:cNvGraphicFramePr>
               <a:graphicFrameLocks xmlns:a="http://schemas.openxmlformats.org/drawingml/2006/main" noChangeAspect="1"/>
             </wp:cNvGraphicFramePr>
@@ -2463,7 +2463,7 @@
             <wp:extent cx="276225" cy="276225"/>
             <wp:effectExtent b="0" l="0" r="0" t="0"/>
             <wp:wrapNone/>
-            <wp:docPr id="22" name="" descr="" title=""/>
+            <wp:docPr id="267" name="" descr="" title=""/>
             <wp:cNvGraphicFramePr>
               <a:graphicFrameLocks xmlns:a="http://schemas.openxmlformats.org/drawingml/2006/main" noChangeAspect="1"/>
             </wp:cNvGraphicFramePr>
@@ -2607,7 +2607,7 @@
             <wp:extent cx="276225" cy="276225"/>
             <wp:effectExtent b="0" l="0" r="0" t="0"/>
             <wp:wrapNone/>
-            <wp:docPr id="23" name="" descr="" title=""/>
+            <wp:docPr id="268" name="" descr="" title=""/>
             <wp:cNvGraphicFramePr>
               <a:graphicFrameLocks xmlns:a="http://schemas.openxmlformats.org/drawingml/2006/main" noChangeAspect="1"/>
             </wp:cNvGraphicFramePr>
@@ -2691,7 +2691,7 @@
             <wp:extent cx="276225" cy="276225"/>
             <wp:effectExtent b="0" l="0" r="0" t="0"/>
             <wp:wrapNone/>
-            <wp:docPr id="24" name="" descr="" title=""/>
+            <wp:docPr id="269" name="" descr="" title=""/>
             <wp:cNvGraphicFramePr>
               <a:graphicFrameLocks xmlns:a="http://schemas.openxmlformats.org/drawingml/2006/main" noChangeAspect="1"/>
             </wp:cNvGraphicFramePr>
@@ -2805,7 +2805,7 @@
             <wp:extent cx="276225" cy="276225"/>
             <wp:effectExtent b="0" l="0" r="0" t="0"/>
             <wp:wrapNone/>
-            <wp:docPr id="25" name="" descr="" title=""/>
+            <wp:docPr id="270" name="" descr="" title=""/>
             <wp:cNvGraphicFramePr>
               <a:graphicFrameLocks xmlns:a="http://schemas.openxmlformats.org/drawingml/2006/main" noChangeAspect="1"/>
             </wp:cNvGraphicFramePr>
@@ -2889,7 +2889,7 @@
             <wp:extent cx="276225" cy="276225"/>
             <wp:effectExtent b="0" l="0" r="0" t="0"/>
             <wp:wrapNone/>
-            <wp:docPr id="26" name="" descr="" title=""/>
+            <wp:docPr id="271" name="" descr="" title=""/>
             <wp:cNvGraphicFramePr>
               <a:graphicFrameLocks xmlns:a="http://schemas.openxmlformats.org/drawingml/2006/main" noChangeAspect="1"/>
             </wp:cNvGraphicFramePr>
@@ -3063,7 +3063,7 @@
             <wp:extent cx="276225" cy="276225"/>
             <wp:effectExtent b="0" l="0" r="0" t="0"/>
             <wp:wrapNone/>
-            <wp:docPr id="27" name="" descr="" title=""/>
+            <wp:docPr id="272" name="" descr="" title=""/>
             <wp:cNvGraphicFramePr>
               <a:graphicFrameLocks xmlns:a="http://schemas.openxmlformats.org/drawingml/2006/main" noChangeAspect="1"/>
             </wp:cNvGraphicFramePr>
@@ -3147,7 +3147,7 @@
             <wp:extent cx="276225" cy="276225"/>
             <wp:effectExtent b="0" l="0" r="0" t="0"/>
             <wp:wrapNone/>
-            <wp:docPr id="28" name="" descr="" title=""/>
+            <wp:docPr id="273" name="" descr="" title=""/>
             <wp:cNvGraphicFramePr>
               <a:graphicFrameLocks xmlns:a="http://schemas.openxmlformats.org/drawingml/2006/main" noChangeAspect="1"/>
             </wp:cNvGraphicFramePr>
@@ -3241,7 +3241,7 @@
             <wp:extent cx="276225" cy="276225"/>
             <wp:effectExtent b="0" l="0" r="0" t="0"/>
             <wp:wrapNone/>
-            <wp:docPr id="29" name="" descr="" title=""/>
+            <wp:docPr id="274" name="" descr="" title=""/>
             <wp:cNvGraphicFramePr>
               <a:graphicFrameLocks xmlns:a="http://schemas.openxmlformats.org/drawingml/2006/main" noChangeAspect="1"/>
             </wp:cNvGraphicFramePr>
@@ -3345,7 +3345,7 @@
             <wp:extent cx="276225" cy="276225"/>
             <wp:effectExtent b="0" l="0" r="0" t="0"/>
             <wp:wrapNone/>
-            <wp:docPr id="30" name="" descr="" title=""/>
+            <wp:docPr id="275" name="" descr="" title=""/>
             <wp:cNvGraphicFramePr>
               <a:graphicFrameLocks xmlns:a="http://schemas.openxmlformats.org/drawingml/2006/main" noChangeAspect="1"/>
             </wp:cNvGraphicFramePr>
@@ -3429,7 +3429,7 @@
             <wp:extent cx="276225" cy="276225"/>
             <wp:effectExtent b="0" l="0" r="0" t="0"/>
             <wp:wrapNone/>
-            <wp:docPr id="31" name="" descr="" title=""/>
+            <wp:docPr id="276" name="" descr="" title=""/>
             <wp:cNvGraphicFramePr>
               <a:graphicFrameLocks xmlns:a="http://schemas.openxmlformats.org/drawingml/2006/main" noChangeAspect="1"/>
             </wp:cNvGraphicFramePr>
@@ -3543,7 +3543,7 @@
             <wp:extent cx="276225" cy="276225"/>
             <wp:effectExtent b="0" l="0" r="0" t="0"/>
             <wp:wrapNone/>
-            <wp:docPr id="32" name="" descr="" title=""/>
+            <wp:docPr id="277" name="" descr="" title=""/>
             <wp:cNvGraphicFramePr>
               <a:graphicFrameLocks xmlns:a="http://schemas.openxmlformats.org/drawingml/2006/main" noChangeAspect="1"/>
             </wp:cNvGraphicFramePr>
@@ -3637,7 +3637,7 @@
             <wp:extent cx="276225" cy="276225"/>
             <wp:effectExtent b="0" l="0" r="0" t="0"/>
             <wp:wrapNone/>
-            <wp:docPr id="33" name="" descr="" title=""/>
+            <wp:docPr id="278" name="" descr="" title=""/>
             <wp:cNvGraphicFramePr>
               <a:graphicFrameLocks xmlns:a="http://schemas.openxmlformats.org/drawingml/2006/main" noChangeAspect="1"/>
             </wp:cNvGraphicFramePr>
@@ -3721,7 +3721,7 @@
             <wp:extent cx="276225" cy="276225"/>
             <wp:effectExtent b="0" l="0" r="0" t="0"/>
             <wp:wrapNone/>
-            <wp:docPr id="34" name="" descr="" title=""/>
+            <wp:docPr id="279" name="" descr="" title=""/>
             <wp:cNvGraphicFramePr>
               <a:graphicFrameLocks xmlns:a="http://schemas.openxmlformats.org/drawingml/2006/main" noChangeAspect="1"/>
             </wp:cNvGraphicFramePr>
@@ -3825,7 +3825,7 @@
             <wp:extent cx="276225" cy="276225"/>
             <wp:effectExtent b="0" l="0" r="0" t="0"/>
             <wp:wrapNone/>
-            <wp:docPr id="35" name="" descr="" title=""/>
+            <wp:docPr id="280" name="" descr="" title=""/>
             <wp:cNvGraphicFramePr>
               <a:graphicFrameLocks xmlns:a="http://schemas.openxmlformats.org/drawingml/2006/main" noChangeAspect="1"/>
             </wp:cNvGraphicFramePr>
@@ -3909,7 +3909,7 @@
             <wp:extent cx="276225" cy="276225"/>
             <wp:effectExtent b="0" l="0" r="0" t="0"/>
             <wp:wrapNone/>
-            <wp:docPr id="36" name="" descr="" title=""/>
+            <wp:docPr id="281" name="" descr="" title=""/>
             <wp:cNvGraphicFramePr>
               <a:graphicFrameLocks xmlns:a="http://schemas.openxmlformats.org/drawingml/2006/main" noChangeAspect="1"/>
             </wp:cNvGraphicFramePr>
@@ -4103,7 +4103,7 @@
             <wp:extent cx="276225" cy="276225"/>
             <wp:effectExtent b="0" l="0" r="0" t="0"/>
             <wp:wrapNone/>
-            <wp:docPr id="37" name="" descr="" title=""/>
+            <wp:docPr id="282" name="" descr="" title=""/>
             <wp:cNvGraphicFramePr>
               <a:graphicFrameLocks xmlns:a="http://schemas.openxmlformats.org/drawingml/2006/main" noChangeAspect="1"/>
             </wp:cNvGraphicFramePr>
@@ -4187,7 +4187,7 @@
             <wp:extent cx="276225" cy="276225"/>
             <wp:effectExtent b="0" l="0" r="0" t="0"/>
             <wp:wrapNone/>
-            <wp:docPr id="38" name="" descr="" title=""/>
+            <wp:docPr id="283" name="" descr="" title=""/>
             <wp:cNvGraphicFramePr>
               <a:graphicFrameLocks xmlns:a="http://schemas.openxmlformats.org/drawingml/2006/main" noChangeAspect="1"/>
             </wp:cNvGraphicFramePr>
@@ -4271,7 +4271,7 @@
             <wp:extent cx="276225" cy="276225"/>
             <wp:effectExtent b="0" l="0" r="0" t="0"/>
             <wp:wrapNone/>
-            <wp:docPr id="39" name="" descr="" title=""/>
+            <wp:docPr id="284" name="" descr="" title=""/>
             <wp:cNvGraphicFramePr>
               <a:graphicFrameLocks xmlns:a="http://schemas.openxmlformats.org/drawingml/2006/main" noChangeAspect="1"/>
             </wp:cNvGraphicFramePr>
@@ -4625,7 +4625,7 @@
             <wp:extent cx="276225" cy="276225"/>
             <wp:effectExtent b="0" l="0" r="0" t="0"/>
             <wp:wrapNone/>
-            <wp:docPr id="40" name="" descr="" title=""/>
+            <wp:docPr id="285" name="" descr="" title=""/>
             <wp:cNvGraphicFramePr>
               <a:graphicFrameLocks xmlns:a="http://schemas.openxmlformats.org/drawingml/2006/main" noChangeAspect="1"/>
             </wp:cNvGraphicFramePr>
@@ -4729,7 +4729,7 @@
             <wp:extent cx="276225" cy="276225"/>
             <wp:effectExtent b="0" l="0" r="0" t="0"/>
             <wp:wrapNone/>
-            <wp:docPr id="41" name="" descr="" title=""/>
+            <wp:docPr id="286" name="" descr="" title=""/>
             <wp:cNvGraphicFramePr>
               <a:graphicFrameLocks xmlns:a="http://schemas.openxmlformats.org/drawingml/2006/main" noChangeAspect="1"/>
             </wp:cNvGraphicFramePr>
@@ -4843,7 +4843,7 @@
             <wp:extent cx="276225" cy="276225"/>
             <wp:effectExtent b="0" l="0" r="0" t="0"/>
             <wp:wrapNone/>
-            <wp:docPr id="42" name="" descr="" title=""/>
+            <wp:docPr id="287" name="" descr="" title=""/>
             <wp:cNvGraphicFramePr>
               <a:graphicFrameLocks xmlns:a="http://schemas.openxmlformats.org/drawingml/2006/main" noChangeAspect="1"/>
             </wp:cNvGraphicFramePr>
@@ -4927,7 +4927,7 @@
             <wp:extent cx="276225" cy="276225"/>
             <wp:effectExtent b="0" l="0" r="0" t="0"/>
             <wp:wrapNone/>
-            <wp:docPr id="43" name="" descr="" title=""/>
+            <wp:docPr id="288" name="" descr="" title=""/>
             <wp:cNvGraphicFramePr>
               <a:graphicFrameLocks xmlns:a="http://schemas.openxmlformats.org/drawingml/2006/main" noChangeAspect="1"/>
             </wp:cNvGraphicFramePr>
@@ -5051,7 +5051,7 @@
             <wp:extent cx="276225" cy="276225"/>
             <wp:effectExtent b="0" l="0" r="0" t="0"/>
             <wp:wrapNone/>
-            <wp:docPr id="44" name="" descr="" title=""/>
+            <wp:docPr id="289" name="" descr="" title=""/>
             <wp:cNvGraphicFramePr>
               <a:graphicFrameLocks xmlns:a="http://schemas.openxmlformats.org/drawingml/2006/main" noChangeAspect="1"/>
             </wp:cNvGraphicFramePr>
@@ -5135,7 +5135,7 @@
             <wp:extent cx="276225" cy="276225"/>
             <wp:effectExtent b="0" l="0" r="0" t="0"/>
             <wp:wrapNone/>
-            <wp:docPr id="45" name="" descr="" title=""/>
+            <wp:docPr id="290" name="" descr="" title=""/>
             <wp:cNvGraphicFramePr>
               <a:graphicFrameLocks xmlns:a="http://schemas.openxmlformats.org/drawingml/2006/main" noChangeAspect="1"/>
             </wp:cNvGraphicFramePr>
@@ -5289,7 +5289,7 @@
             <wp:extent cx="276225" cy="276225"/>
             <wp:effectExtent b="0" l="0" r="0" t="0"/>
             <wp:wrapNone/>
-            <wp:docPr id="46" name="" descr="" title=""/>
+            <wp:docPr id="291" name="" descr="" title=""/>
             <wp:cNvGraphicFramePr>
               <a:graphicFrameLocks xmlns:a="http://schemas.openxmlformats.org/drawingml/2006/main" noChangeAspect="1"/>
             </wp:cNvGraphicFramePr>
@@ -5373,7 +5373,7 @@
             <wp:extent cx="276225" cy="276225"/>
             <wp:effectExtent b="0" l="0" r="0" t="0"/>
             <wp:wrapNone/>
-            <wp:docPr id="47" name="" descr="" title=""/>
+            <wp:docPr id="292" name="" descr="" title=""/>
             <wp:cNvGraphicFramePr>
               <a:graphicFrameLocks xmlns:a="http://schemas.openxmlformats.org/drawingml/2006/main" noChangeAspect="1"/>
             </wp:cNvGraphicFramePr>
@@ -5497,7 +5497,7 @@
             <wp:extent cx="276225" cy="276225"/>
             <wp:effectExtent b="0" l="0" r="0" t="0"/>
             <wp:wrapNone/>
-            <wp:docPr id="48" name="" descr="" title=""/>
+            <wp:docPr id="293" name="" descr="" title=""/>
             <wp:cNvGraphicFramePr>
               <a:graphicFrameLocks xmlns:a="http://schemas.openxmlformats.org/drawingml/2006/main" noChangeAspect="1"/>
             </wp:cNvGraphicFramePr>
@@ -5601,7 +5601,7 @@
             <wp:extent cx="276225" cy="276225"/>
             <wp:effectExtent b="0" l="0" r="0" t="0"/>
             <wp:wrapNone/>
-            <wp:docPr id="49" name="" descr="" title=""/>
+            <wp:docPr id="294" name="" descr="" title=""/>
             <wp:cNvGraphicFramePr>
               <a:graphicFrameLocks xmlns:a="http://schemas.openxmlformats.org/drawingml/2006/main" noChangeAspect="1"/>
             </wp:cNvGraphicFramePr>
@@ -5685,7 +5685,7 @@
             <wp:extent cx="276225" cy="276225"/>
             <wp:effectExtent b="0" l="0" r="0" t="0"/>
             <wp:wrapNone/>
-            <wp:docPr id="50" name="" descr="" title=""/>
+            <wp:docPr id="295" name="" descr="" title=""/>
             <wp:cNvGraphicFramePr>
               <a:graphicFrameLocks xmlns:a="http://schemas.openxmlformats.org/drawingml/2006/main" noChangeAspect="1"/>
             </wp:cNvGraphicFramePr>
@@ -5799,7 +5799,7 @@
             <wp:extent cx="276225" cy="276225"/>
             <wp:effectExtent b="0" l="0" r="0" t="0"/>
             <wp:wrapNone/>
-            <wp:docPr id="51" name="" descr="" title=""/>
+            <wp:docPr id="296" name="" descr="" title=""/>
             <wp:cNvGraphicFramePr>
               <a:graphicFrameLocks xmlns:a="http://schemas.openxmlformats.org/drawingml/2006/main" noChangeAspect="1"/>
             </wp:cNvGraphicFramePr>
@@ -5883,7 +5883,7 @@
             <wp:extent cx="276225" cy="276225"/>
             <wp:effectExtent b="0" l="0" r="0" t="0"/>
             <wp:wrapNone/>
-            <wp:docPr id="52" name="" descr="" title=""/>
+            <wp:docPr id="297" name="" descr="" title=""/>
             <wp:cNvGraphicFramePr>
               <a:graphicFrameLocks xmlns:a="http://schemas.openxmlformats.org/drawingml/2006/main" noChangeAspect="1"/>
             </wp:cNvGraphicFramePr>
@@ -6017,7 +6017,7 @@
             <wp:extent cx="276225" cy="276225"/>
             <wp:effectExtent b="0" l="0" r="0" t="0"/>
             <wp:wrapNone/>
-            <wp:docPr id="53" name="" descr="" title=""/>
+            <wp:docPr id="298" name="" descr="" title=""/>
             <wp:cNvGraphicFramePr>
               <a:graphicFrameLocks xmlns:a="http://schemas.openxmlformats.org/drawingml/2006/main" noChangeAspect="1"/>
             </wp:cNvGraphicFramePr>
@@ -6101,7 +6101,7 @@
             <wp:extent cx="276225" cy="276225"/>
             <wp:effectExtent b="0" l="0" r="0" t="0"/>
             <wp:wrapNone/>
-            <wp:docPr id="54" name="" descr="" title=""/>
+            <wp:docPr id="299" name="" descr="" title=""/>
             <wp:cNvGraphicFramePr>
               <a:graphicFrameLocks xmlns:a="http://schemas.openxmlformats.org/drawingml/2006/main" noChangeAspect="1"/>
             </wp:cNvGraphicFramePr>
@@ -6185,7 +6185,7 @@
             <wp:extent cx="276225" cy="276225"/>
             <wp:effectExtent b="0" l="0" r="0" t="0"/>
             <wp:wrapNone/>
-            <wp:docPr id="55" name="" descr="" title=""/>
+            <wp:docPr id="300" name="" descr="" title=""/>
             <wp:cNvGraphicFramePr>
               <a:graphicFrameLocks xmlns:a="http://schemas.openxmlformats.org/drawingml/2006/main" noChangeAspect="1"/>
             </wp:cNvGraphicFramePr>
@@ -6289,7 +6289,7 @@
             <wp:extent cx="276225" cy="276225"/>
             <wp:effectExtent b="0" l="0" r="0" t="0"/>
             <wp:wrapNone/>
-            <wp:docPr id="56" name="" descr="" title=""/>
+            <wp:docPr id="301" name="" descr="" title=""/>
             <wp:cNvGraphicFramePr>
               <a:graphicFrameLocks xmlns:a="http://schemas.openxmlformats.org/drawingml/2006/main" noChangeAspect="1"/>
             </wp:cNvGraphicFramePr>
@@ -6383,7 +6383,7 @@
             <wp:extent cx="276225" cy="276225"/>
             <wp:effectExtent b="0" l="0" r="0" t="0"/>
             <wp:wrapNone/>
-            <wp:docPr id="57" name="" descr="" title=""/>
+            <wp:docPr id="302" name="" descr="" title=""/>
             <wp:cNvGraphicFramePr>
               <a:graphicFrameLocks xmlns:a="http://schemas.openxmlformats.org/drawingml/2006/main" noChangeAspect="1"/>
             </wp:cNvGraphicFramePr>
@@ -6477,7 +6477,7 @@
             <wp:extent cx="276225" cy="276225"/>
             <wp:effectExtent b="0" l="0" r="0" t="0"/>
             <wp:wrapNone/>
-            <wp:docPr id="58" name="" descr="" title=""/>
+            <wp:docPr id="303" name="" descr="" title=""/>
             <wp:cNvGraphicFramePr>
               <a:graphicFrameLocks xmlns:a="http://schemas.openxmlformats.org/drawingml/2006/main" noChangeAspect="1"/>
             </wp:cNvGraphicFramePr>
@@ -6581,7 +6581,7 @@
             <wp:extent cx="276225" cy="276225"/>
             <wp:effectExtent b="0" l="0" r="0" t="0"/>
             <wp:wrapNone/>
-            <wp:docPr id="59" name="" descr="" title=""/>
+            <wp:docPr id="304" name="" descr="" title=""/>
             <wp:cNvGraphicFramePr>
               <a:graphicFrameLocks xmlns:a="http://schemas.openxmlformats.org/drawingml/2006/main" noChangeAspect="1"/>
             </wp:cNvGraphicFramePr>
@@ -6665,7 +6665,7 @@
             <wp:extent cx="276225" cy="276225"/>
             <wp:effectExtent b="0" l="0" r="0" t="0"/>
             <wp:wrapNone/>
-            <wp:docPr id="60" name="" descr="" title=""/>
+            <wp:docPr id="305" name="" descr="" title=""/>
             <wp:cNvGraphicFramePr>
               <a:graphicFrameLocks xmlns:a="http://schemas.openxmlformats.org/drawingml/2006/main" noChangeAspect="1"/>
             </wp:cNvGraphicFramePr>
@@ -6749,7 +6749,7 @@
             <wp:extent cx="276225" cy="276225"/>
             <wp:effectExtent b="0" l="0" r="0" t="0"/>
             <wp:wrapNone/>
-            <wp:docPr id="61" name="" descr="" title=""/>
+            <wp:docPr id="306" name="" descr="" title=""/>
             <wp:cNvGraphicFramePr>
               <a:graphicFrameLocks xmlns:a="http://schemas.openxmlformats.org/drawingml/2006/main" noChangeAspect="1"/>
             </wp:cNvGraphicFramePr>
@@ -6833,7 +6833,7 @@
             <wp:extent cx="276225" cy="276225"/>
             <wp:effectExtent b="0" l="0" r="0" t="0"/>
             <wp:wrapNone/>
-            <wp:docPr id="62" name="" descr="" title=""/>
+            <wp:docPr id="307" name="" descr="" title=""/>
             <wp:cNvGraphicFramePr>
               <a:graphicFrameLocks xmlns:a="http://schemas.openxmlformats.org/drawingml/2006/main" noChangeAspect="1"/>
             </wp:cNvGraphicFramePr>
@@ -6917,7 +6917,7 @@
             <wp:extent cx="276225" cy="276225"/>
             <wp:effectExtent b="0" l="0" r="0" t="0"/>
             <wp:wrapNone/>
-            <wp:docPr id="63" name="" descr="" title=""/>
+            <wp:docPr id="308" name="" descr="" title=""/>
             <wp:cNvGraphicFramePr>
               <a:graphicFrameLocks xmlns:a="http://schemas.openxmlformats.org/drawingml/2006/main" noChangeAspect="1"/>
             </wp:cNvGraphicFramePr>
@@ -7001,7 +7001,7 @@
             <wp:extent cx="276225" cy="276225"/>
             <wp:effectExtent b="0" l="0" r="0" t="0"/>
             <wp:wrapNone/>
-            <wp:docPr id="64" name="" descr="" title=""/>
+            <wp:docPr id="309" name="" descr="" title=""/>
             <wp:cNvGraphicFramePr>
               <a:graphicFrameLocks xmlns:a="http://schemas.openxmlformats.org/drawingml/2006/main" noChangeAspect="1"/>
             </wp:cNvGraphicFramePr>
@@ -7105,7 +7105,7 @@
             <wp:extent cx="276225" cy="276225"/>
             <wp:effectExtent b="0" l="0" r="0" t="0"/>
             <wp:wrapNone/>
-            <wp:docPr id="65" name="" descr="" title=""/>
+            <wp:docPr id="310" name="" descr="" title=""/>
             <wp:cNvGraphicFramePr>
               <a:graphicFrameLocks xmlns:a="http://schemas.openxmlformats.org/drawingml/2006/main" noChangeAspect="1"/>
             </wp:cNvGraphicFramePr>
@@ -7189,7 +7189,7 @@
             <wp:extent cx="276225" cy="276225"/>
             <wp:effectExtent b="0" l="0" r="0" t="0"/>
             <wp:wrapNone/>
-            <wp:docPr id="66" name="" descr="" title=""/>
+            <wp:docPr id="311" name="" descr="" title=""/>
             <wp:cNvGraphicFramePr>
               <a:graphicFrameLocks xmlns:a="http://schemas.openxmlformats.org/drawingml/2006/main" noChangeAspect="1"/>
             </wp:cNvGraphicFramePr>
@@ -7273,7 +7273,7 @@
             <wp:extent cx="276225" cy="276225"/>
             <wp:effectExtent b="0" l="0" r="0" t="0"/>
             <wp:wrapNone/>
-            <wp:docPr id="67" name="" descr="" title=""/>
+            <wp:docPr id="312" name="" descr="" title=""/>
             <wp:cNvGraphicFramePr>
               <a:graphicFrameLocks xmlns:a="http://schemas.openxmlformats.org/drawingml/2006/main" noChangeAspect="1"/>
             </wp:cNvGraphicFramePr>
@@ -7377,7 +7377,7 @@
             <wp:extent cx="276225" cy="276225"/>
             <wp:effectExtent b="0" l="0" r="0" t="0"/>
             <wp:wrapNone/>
-            <wp:docPr id="68" name="" descr="" title=""/>
+            <wp:docPr id="313" name="" descr="" title=""/>
             <wp:cNvGraphicFramePr>
               <a:graphicFrameLocks xmlns:a="http://schemas.openxmlformats.org/drawingml/2006/main" noChangeAspect="1"/>
             </wp:cNvGraphicFramePr>
@@ -7461,7 +7461,7 @@
             <wp:extent cx="276225" cy="276225"/>
             <wp:effectExtent b="0" l="0" r="0" t="0"/>
             <wp:wrapNone/>
-            <wp:docPr id="69" name="" descr="" title=""/>
+            <wp:docPr id="314" name="" descr="" title=""/>
             <wp:cNvGraphicFramePr>
               <a:graphicFrameLocks xmlns:a="http://schemas.openxmlformats.org/drawingml/2006/main" noChangeAspect="1"/>
             </wp:cNvGraphicFramePr>
@@ -7545,7 +7545,7 @@
             <wp:extent cx="276225" cy="276225"/>
             <wp:effectExtent b="0" l="0" r="0" t="0"/>
             <wp:wrapNone/>
-            <wp:docPr id="70" name="" descr="" title=""/>
+            <wp:docPr id="315" name="" descr="" title=""/>
             <wp:cNvGraphicFramePr>
               <a:graphicFrameLocks xmlns:a="http://schemas.openxmlformats.org/drawingml/2006/main" noChangeAspect="1"/>
             </wp:cNvGraphicFramePr>
@@ -7629,7 +7629,7 @@
             <wp:extent cx="276225" cy="276225"/>
             <wp:effectExtent b="0" l="0" r="0" t="0"/>
             <wp:wrapNone/>
-            <wp:docPr id="71" name="" descr="" title=""/>
+            <wp:docPr id="316" name="" descr="" title=""/>
             <wp:cNvGraphicFramePr>
               <a:graphicFrameLocks xmlns:a="http://schemas.openxmlformats.org/drawingml/2006/main" noChangeAspect="1"/>
             </wp:cNvGraphicFramePr>
@@ -7713,7 +7713,7 @@
             <wp:extent cx="276225" cy="276225"/>
             <wp:effectExtent b="0" l="0" r="0" t="0"/>
             <wp:wrapNone/>
-            <wp:docPr id="72" name="" descr="" title=""/>
+            <wp:docPr id="317" name="" descr="" title=""/>
             <wp:cNvGraphicFramePr>
               <a:graphicFrameLocks xmlns:a="http://schemas.openxmlformats.org/drawingml/2006/main" noChangeAspect="1"/>
             </wp:cNvGraphicFramePr>
@@ -7887,7 +7887,7 @@
             <wp:extent cx="276225" cy="276225"/>
             <wp:effectExtent b="0" l="0" r="0" t="0"/>
             <wp:wrapNone/>
-            <wp:docPr id="73" name="" descr="" title=""/>
+            <wp:docPr id="318" name="" descr="" title=""/>
             <wp:cNvGraphicFramePr>
               <a:graphicFrameLocks xmlns:a="http://schemas.openxmlformats.org/drawingml/2006/main" noChangeAspect="1"/>
             </wp:cNvGraphicFramePr>
@@ -7981,7 +7981,7 @@
             <wp:extent cx="276225" cy="276225"/>
             <wp:effectExtent b="0" l="0" r="0" t="0"/>
             <wp:wrapNone/>
-            <wp:docPr id="74" name="" descr="" title=""/>
+            <wp:docPr id="319" name="" descr="" title=""/>
             <wp:cNvGraphicFramePr>
               <a:graphicFrameLocks xmlns:a="http://schemas.openxmlformats.org/drawingml/2006/main" noChangeAspect="1"/>
             </wp:cNvGraphicFramePr>
@@ -8065,7 +8065,7 @@
             <wp:extent cx="276225" cy="276225"/>
             <wp:effectExtent b="0" l="0" r="0" t="0"/>
             <wp:wrapNone/>
-            <wp:docPr id="75" name="" descr="" title=""/>
+            <wp:docPr id="320" name="" descr="" title=""/>
             <wp:cNvGraphicFramePr>
               <a:graphicFrameLocks xmlns:a="http://schemas.openxmlformats.org/drawingml/2006/main" noChangeAspect="1"/>
             </wp:cNvGraphicFramePr>
@@ -8149,7 +8149,7 @@
             <wp:extent cx="276225" cy="276225"/>
             <wp:effectExtent b="0" l="0" r="0" t="0"/>
             <wp:wrapNone/>
-            <wp:docPr id="76" name="" descr="" title=""/>
+            <wp:docPr id="321" name="" descr="" title=""/>
             <wp:cNvGraphicFramePr>
               <a:graphicFrameLocks xmlns:a="http://schemas.openxmlformats.org/drawingml/2006/main" noChangeAspect="1"/>
             </wp:cNvGraphicFramePr>
@@ -8263,7 +8263,7 @@
             <wp:extent cx="276225" cy="276225"/>
             <wp:effectExtent b="0" l="0" r="0" t="0"/>
             <wp:wrapNone/>
-            <wp:docPr id="77" name="" descr="" title=""/>
+            <wp:docPr id="322" name="" descr="" title=""/>
             <wp:cNvGraphicFramePr>
               <a:graphicFrameLocks xmlns:a="http://schemas.openxmlformats.org/drawingml/2006/main" noChangeAspect="1"/>
             </wp:cNvGraphicFramePr>
@@ -8347,7 +8347,7 @@
             <wp:extent cx="276225" cy="276225"/>
             <wp:effectExtent b="0" l="0" r="0" t="0"/>
             <wp:wrapNone/>
-            <wp:docPr id="78" name="" descr="" title=""/>
+            <wp:docPr id="323" name="" descr="" title=""/>
             <wp:cNvGraphicFramePr>
               <a:graphicFrameLocks xmlns:a="http://schemas.openxmlformats.org/drawingml/2006/main" noChangeAspect="1"/>
             </wp:cNvGraphicFramePr>
@@ -8451,7 +8451,7 @@
             <wp:extent cx="276225" cy="276225"/>
             <wp:effectExtent b="0" l="0" r="0" t="0"/>
             <wp:wrapNone/>
-            <wp:docPr id="79" name="" descr="" title=""/>
+            <wp:docPr id="324" name="" descr="" title=""/>
             <wp:cNvGraphicFramePr>
               <a:graphicFrameLocks xmlns:a="http://schemas.openxmlformats.org/drawingml/2006/main" noChangeAspect="1"/>
             </wp:cNvGraphicFramePr>
@@ -8535,7 +8535,7 @@
             <wp:extent cx="276225" cy="276225"/>
             <wp:effectExtent b="0" l="0" r="0" t="0"/>
             <wp:wrapNone/>
-            <wp:docPr id="80" name="" descr="" title=""/>
+            <wp:docPr id="325" name="" descr="" title=""/>
             <wp:cNvGraphicFramePr>
               <a:graphicFrameLocks xmlns:a="http://schemas.openxmlformats.org/drawingml/2006/main" noChangeAspect="1"/>
             </wp:cNvGraphicFramePr>
@@ -8659,7 +8659,7 @@
             <wp:extent cx="276225" cy="276225"/>
             <wp:effectExtent b="0" l="0" r="0" t="0"/>
             <wp:wrapNone/>
-            <wp:docPr id="81" name="" descr="" title=""/>
+            <wp:docPr id="326" name="" descr="" title=""/>
             <wp:cNvGraphicFramePr>
               <a:graphicFrameLocks xmlns:a="http://schemas.openxmlformats.org/drawingml/2006/main" noChangeAspect="1"/>
             </wp:cNvGraphicFramePr>
@@ -8743,7 +8743,7 @@
             <wp:extent cx="276225" cy="276225"/>
             <wp:effectExtent b="0" l="0" r="0" t="0"/>
             <wp:wrapNone/>
-            <wp:docPr id="82" name="" descr="" title=""/>
+            <wp:docPr id="327" name="" descr="" title=""/>
             <wp:cNvGraphicFramePr>
               <a:graphicFrameLocks xmlns:a="http://schemas.openxmlformats.org/drawingml/2006/main" noChangeAspect="1"/>
             </wp:cNvGraphicFramePr>
@@ -8837,7 +8837,7 @@
             <wp:extent cx="276225" cy="276225"/>
             <wp:effectExtent b="0" l="0" r="0" t="0"/>
             <wp:wrapNone/>
-            <wp:docPr id="83" name="" descr="" title=""/>
+            <wp:docPr id="328" name="" descr="" title=""/>
             <wp:cNvGraphicFramePr>
               <a:graphicFrameLocks xmlns:a="http://schemas.openxmlformats.org/drawingml/2006/main" noChangeAspect="1"/>
             </wp:cNvGraphicFramePr>
@@ -8971,7 +8971,7 @@
             <wp:extent cx="276225" cy="276225"/>
             <wp:effectExtent b="0" l="0" r="0" t="0"/>
             <wp:wrapNone/>
-            <wp:docPr id="84" name="" descr="" title=""/>
+            <wp:docPr id="329" name="" descr="" title=""/>
             <wp:cNvGraphicFramePr>
               <a:graphicFrameLocks xmlns:a="http://schemas.openxmlformats.org/drawingml/2006/main" noChangeAspect="1"/>
             </wp:cNvGraphicFramePr>
@@ -9065,7 +9065,7 @@
             <wp:extent cx="276225" cy="276225"/>
             <wp:effectExtent b="0" l="0" r="0" t="0"/>
             <wp:wrapNone/>
-            <wp:docPr id="85" name="" descr="" title=""/>
+            <wp:docPr id="330" name="" descr="" title=""/>
             <wp:cNvGraphicFramePr>
               <a:graphicFrameLocks xmlns:a="http://schemas.openxmlformats.org/drawingml/2006/main" noChangeAspect="1"/>
             </wp:cNvGraphicFramePr>
@@ -9149,7 +9149,7 @@
             <wp:extent cx="276225" cy="276225"/>
             <wp:effectExtent b="0" l="0" r="0" t="0"/>
             <wp:wrapNone/>
-            <wp:docPr id="86" name="" descr="" title=""/>
+            <wp:docPr id="331" name="" descr="" title=""/>
             <wp:cNvGraphicFramePr>
               <a:graphicFrameLocks xmlns:a="http://schemas.openxmlformats.org/drawingml/2006/main" noChangeAspect="1"/>
             </wp:cNvGraphicFramePr>
@@ -9243,7 +9243,7 @@
             <wp:extent cx="276225" cy="276225"/>
             <wp:effectExtent b="0" l="0" r="0" t="0"/>
             <wp:wrapNone/>
-            <wp:docPr id="87" name="" descr="" title=""/>
+            <wp:docPr id="332" name="" descr="" title=""/>
             <wp:cNvGraphicFramePr>
               <a:graphicFrameLocks xmlns:a="http://schemas.openxmlformats.org/drawingml/2006/main" noChangeAspect="1"/>
             </wp:cNvGraphicFramePr>
@@ -9327,7 +9327,7 @@
             <wp:extent cx="276225" cy="276225"/>
             <wp:effectExtent b="0" l="0" r="0" t="0"/>
             <wp:wrapNone/>
-            <wp:docPr id="88" name="" descr="" title=""/>
+            <wp:docPr id="333" name="" descr="" title=""/>
             <wp:cNvGraphicFramePr>
               <a:graphicFrameLocks xmlns:a="http://schemas.openxmlformats.org/drawingml/2006/main" noChangeAspect="1"/>
             </wp:cNvGraphicFramePr>
@@ -9431,7 +9431,7 @@
             <wp:extent cx="276225" cy="276225"/>
             <wp:effectExtent b="0" l="0" r="0" t="0"/>
             <wp:wrapNone/>
-            <wp:docPr id="89" name="" descr="" title=""/>
+            <wp:docPr id="334" name="" descr="" title=""/>
             <wp:cNvGraphicFramePr>
               <a:graphicFrameLocks xmlns:a="http://schemas.openxmlformats.org/drawingml/2006/main" noChangeAspect="1"/>
             </wp:cNvGraphicFramePr>
@@ -9515,7 +9515,7 @@
             <wp:extent cx="276225" cy="276225"/>
             <wp:effectExtent b="0" l="0" r="0" t="0"/>
             <wp:wrapNone/>
-            <wp:docPr id="90" name="" descr="" title=""/>
+            <wp:docPr id="335" name="" descr="" title=""/>
             <wp:cNvGraphicFramePr>
               <a:graphicFrameLocks xmlns:a="http://schemas.openxmlformats.org/drawingml/2006/main" noChangeAspect="1"/>
             </wp:cNvGraphicFramePr>
@@ -9599,7 +9599,7 @@
             <wp:extent cx="276225" cy="276225"/>
             <wp:effectExtent b="0" l="0" r="0" t="0"/>
             <wp:wrapNone/>
-            <wp:docPr id="91" name="" descr="" title=""/>
+            <wp:docPr id="336" name="" descr="" title=""/>
             <wp:cNvGraphicFramePr>
               <a:graphicFrameLocks xmlns:a="http://schemas.openxmlformats.org/drawingml/2006/main" noChangeAspect="1"/>
             </wp:cNvGraphicFramePr>
@@ -9683,7 +9683,7 @@
             <wp:extent cx="276225" cy="276225"/>
             <wp:effectExtent b="0" l="0" r="0" t="0"/>
             <wp:wrapNone/>
-            <wp:docPr id="92" name="" descr="" title=""/>
+            <wp:docPr id="337" name="" descr="" title=""/>
             <wp:cNvGraphicFramePr>
               <a:graphicFrameLocks xmlns:a="http://schemas.openxmlformats.org/drawingml/2006/main" noChangeAspect="1"/>
             </wp:cNvGraphicFramePr>
@@ -9777,7 +9777,7 @@
             <wp:extent cx="276225" cy="276225"/>
             <wp:effectExtent b="0" l="0" r="0" t="0"/>
             <wp:wrapNone/>
-            <wp:docPr id="93" name="" descr="" title=""/>
+            <wp:docPr id="338" name="" descr="" title=""/>
             <wp:cNvGraphicFramePr>
               <a:graphicFrameLocks xmlns:a="http://schemas.openxmlformats.org/drawingml/2006/main" noChangeAspect="1"/>
             </wp:cNvGraphicFramePr>
@@ -9861,7 +9861,7 @@
             <wp:extent cx="276225" cy="276225"/>
             <wp:effectExtent b="0" l="0" r="0" t="0"/>
             <wp:wrapNone/>
-            <wp:docPr id="94" name="" descr="" title=""/>
+            <wp:docPr id="339" name="" descr="" title=""/>
             <wp:cNvGraphicFramePr>
               <a:graphicFrameLocks xmlns:a="http://schemas.openxmlformats.org/drawingml/2006/main" noChangeAspect="1"/>
             </wp:cNvGraphicFramePr>
@@ -9945,7 +9945,7 @@
             <wp:extent cx="276225" cy="276225"/>
             <wp:effectExtent b="0" l="0" r="0" t="0"/>
             <wp:wrapNone/>
-            <wp:docPr id="95" name="" descr="" title=""/>
+            <wp:docPr id="340" name="" descr="" title=""/>
             <wp:cNvGraphicFramePr>
               <a:graphicFrameLocks xmlns:a="http://schemas.openxmlformats.org/drawingml/2006/main" noChangeAspect="1"/>
             </wp:cNvGraphicFramePr>
@@ -10029,7 +10029,7 @@
             <wp:extent cx="276225" cy="276225"/>
             <wp:effectExtent b="0" l="0" r="0" t="0"/>
             <wp:wrapNone/>
-            <wp:docPr id="96" name="" descr="" title=""/>
+            <wp:docPr id="341" name="" descr="" title=""/>
             <wp:cNvGraphicFramePr>
               <a:graphicFrameLocks xmlns:a="http://schemas.openxmlformats.org/drawingml/2006/main" noChangeAspect="1"/>
             </wp:cNvGraphicFramePr>
@@ -10113,7 +10113,7 @@
             <wp:extent cx="276225" cy="276225"/>
             <wp:effectExtent b="0" l="0" r="0" t="0"/>
             <wp:wrapNone/>
-            <wp:docPr id="97" name="" descr="" title=""/>
+            <wp:docPr id="342" name="" descr="" title=""/>
             <wp:cNvGraphicFramePr>
               <a:graphicFrameLocks xmlns:a="http://schemas.openxmlformats.org/drawingml/2006/main" noChangeAspect="1"/>
             </wp:cNvGraphicFramePr>
@@ -10197,7 +10197,7 @@
             <wp:extent cx="276225" cy="276225"/>
             <wp:effectExtent b="0" l="0" r="0" t="0"/>
             <wp:wrapNone/>
-            <wp:docPr id="98" name="" descr="" title=""/>
+            <wp:docPr id="343" name="" descr="" title=""/>
             <wp:cNvGraphicFramePr>
               <a:graphicFrameLocks xmlns:a="http://schemas.openxmlformats.org/drawingml/2006/main" noChangeAspect="1"/>
             </wp:cNvGraphicFramePr>
@@ -10351,7 +10351,7 @@
             <wp:extent cx="276225" cy="276225"/>
             <wp:effectExtent b="0" l="0" r="0" t="0"/>
             <wp:wrapNone/>
-            <wp:docPr id="99" name="" descr="" title=""/>
+            <wp:docPr id="344" name="" descr="" title=""/>
             <wp:cNvGraphicFramePr>
               <a:graphicFrameLocks xmlns:a="http://schemas.openxmlformats.org/drawingml/2006/main" noChangeAspect="1"/>
             </wp:cNvGraphicFramePr>
@@ -10435,7 +10435,7 @@
             <wp:extent cx="276225" cy="276225"/>
             <wp:effectExtent b="0" l="0" r="0" t="0"/>
             <wp:wrapNone/>
-            <wp:docPr id="100" name="" descr="" title=""/>
+            <wp:docPr id="345" name="" descr="" title=""/>
             <wp:cNvGraphicFramePr>
               <a:graphicFrameLocks xmlns:a="http://schemas.openxmlformats.org/drawingml/2006/main" noChangeAspect="1"/>
             </wp:cNvGraphicFramePr>
@@ -10519,7 +10519,7 @@
             <wp:extent cx="276225" cy="276225"/>
             <wp:effectExtent b="0" l="0" r="0" t="0"/>
             <wp:wrapNone/>
-            <wp:docPr id="101" name="" descr="" title=""/>
+            <wp:docPr id="346" name="" descr="" title=""/>
             <wp:cNvGraphicFramePr>
               <a:graphicFrameLocks xmlns:a="http://schemas.openxmlformats.org/drawingml/2006/main" noChangeAspect="1"/>
             </wp:cNvGraphicFramePr>
@@ -10623,7 +10623,7 @@
             <wp:extent cx="276225" cy="276225"/>
             <wp:effectExtent b="0" l="0" r="0" t="0"/>
             <wp:wrapNone/>
-            <wp:docPr id="102" name="" descr="" title=""/>
+            <wp:docPr id="347" name="" descr="" title=""/>
             <wp:cNvGraphicFramePr>
               <a:graphicFrameLocks xmlns:a="http://schemas.openxmlformats.org/drawingml/2006/main" noChangeAspect="1"/>
             </wp:cNvGraphicFramePr>
@@ -10707,7 +10707,7 @@
             <wp:extent cx="276225" cy="276225"/>
             <wp:effectExtent b="0" l="0" r="0" t="0"/>
             <wp:wrapNone/>
-            <wp:docPr id="103" name="" descr="" title=""/>
+            <wp:docPr id="348" name="" descr="" title=""/>
             <wp:cNvGraphicFramePr>
               <a:graphicFrameLocks xmlns:a="http://schemas.openxmlformats.org/drawingml/2006/main" noChangeAspect="1"/>
             </wp:cNvGraphicFramePr>
@@ -10831,7 +10831,7 @@
             <wp:extent cx="276225" cy="276225"/>
             <wp:effectExtent b="0" l="0" r="0" t="0"/>
             <wp:wrapNone/>
-            <wp:docPr id="104" name="" descr="" title=""/>
+            <wp:docPr id="349" name="" descr="" title=""/>
             <wp:cNvGraphicFramePr>
               <a:graphicFrameLocks xmlns:a="http://schemas.openxmlformats.org/drawingml/2006/main" noChangeAspect="1"/>
             </wp:cNvGraphicFramePr>
@@ -10915,7 +10915,7 @@
             <wp:extent cx="276225" cy="276225"/>
             <wp:effectExtent b="0" l="0" r="0" t="0"/>
             <wp:wrapNone/>
-            <wp:docPr id="105" name="" descr="" title=""/>
+            <wp:docPr id="350" name="" descr="" title=""/>
             <wp:cNvGraphicFramePr>
               <a:graphicFrameLocks xmlns:a="http://schemas.openxmlformats.org/drawingml/2006/main" noChangeAspect="1"/>
             </wp:cNvGraphicFramePr>
@@ -11129,7 +11129,7 @@
             <wp:extent cx="276225" cy="276225"/>
             <wp:effectExtent b="0" l="0" r="0" t="0"/>
             <wp:wrapNone/>
-            <wp:docPr id="106" name="" descr="" title=""/>
+            <wp:docPr id="351" name="" descr="" title=""/>
             <wp:cNvGraphicFramePr>
               <a:graphicFrameLocks xmlns:a="http://schemas.openxmlformats.org/drawingml/2006/main" noChangeAspect="1"/>
             </wp:cNvGraphicFramePr>
@@ -11213,7 +11213,7 @@
             <wp:extent cx="276225" cy="276225"/>
             <wp:effectExtent b="0" l="0" r="0" t="0"/>
             <wp:wrapNone/>
-            <wp:docPr id="107" name="" descr="" title=""/>
+            <wp:docPr id="352" name="" descr="" title=""/>
             <wp:cNvGraphicFramePr>
               <a:graphicFrameLocks xmlns:a="http://schemas.openxmlformats.org/drawingml/2006/main" noChangeAspect="1"/>
             </wp:cNvGraphicFramePr>
@@ -11297,7 +11297,7 @@
             <wp:extent cx="276225" cy="276225"/>
             <wp:effectExtent b="0" l="0" r="0" t="0"/>
             <wp:wrapNone/>
-            <wp:docPr id="108" name="" descr="" title=""/>
+            <wp:docPr id="353" name="" descr="" title=""/>
             <wp:cNvGraphicFramePr>
               <a:graphicFrameLocks xmlns:a="http://schemas.openxmlformats.org/drawingml/2006/main" noChangeAspect="1"/>
             </wp:cNvGraphicFramePr>
@@ -11471,7 +11471,7 @@
             <wp:extent cx="276225" cy="276225"/>
             <wp:effectExtent b="0" l="0" r="0" t="0"/>
             <wp:wrapNone/>
-            <wp:docPr id="109" name="" descr="" title=""/>
+            <wp:docPr id="354" name="" descr="" title=""/>
             <wp:cNvGraphicFramePr>
               <a:graphicFrameLocks xmlns:a="http://schemas.openxmlformats.org/drawingml/2006/main" noChangeAspect="1"/>
             </wp:cNvGraphicFramePr>
@@ -11575,7 +11575,7 @@
             <wp:extent cx="276225" cy="276225"/>
             <wp:effectExtent b="0" l="0" r="0" t="0"/>
             <wp:wrapNone/>
-            <wp:docPr id="110" name="" descr="" title=""/>
+            <wp:docPr id="355" name="" descr="" title=""/>
             <wp:cNvGraphicFramePr>
               <a:graphicFrameLocks xmlns:a="http://schemas.openxmlformats.org/drawingml/2006/main" noChangeAspect="1"/>
             </wp:cNvGraphicFramePr>
@@ -11669,7 +11669,7 @@
             <wp:extent cx="276225" cy="276225"/>
             <wp:effectExtent b="0" l="0" r="0" t="0"/>
             <wp:wrapNone/>
-            <wp:docPr id="111" name="" descr="" title=""/>
+            <wp:docPr id="356" name="" descr="" title=""/>
             <wp:cNvGraphicFramePr>
               <a:graphicFrameLocks xmlns:a="http://schemas.openxmlformats.org/drawingml/2006/main" noChangeAspect="1"/>
             </wp:cNvGraphicFramePr>
@@ -11753,7 +11753,7 @@
             <wp:extent cx="276225" cy="276225"/>
             <wp:effectExtent b="0" l="0" r="0" t="0"/>
             <wp:wrapNone/>
-            <wp:docPr id="112" name="" descr="" title=""/>
+            <wp:docPr id="357" name="" descr="" title=""/>
             <wp:cNvGraphicFramePr>
               <a:graphicFrameLocks xmlns:a="http://schemas.openxmlformats.org/drawingml/2006/main" noChangeAspect="1"/>
             </wp:cNvGraphicFramePr>
@@ -11847,7 +11847,7 @@
             <wp:extent cx="276225" cy="276225"/>
             <wp:effectExtent b="0" l="0" r="0" t="0"/>
             <wp:wrapNone/>
-            <wp:docPr id="113" name="" descr="" title=""/>
+            <wp:docPr id="358" name="" descr="" title=""/>
             <wp:cNvGraphicFramePr>
               <a:graphicFrameLocks xmlns:a="http://schemas.openxmlformats.org/drawingml/2006/main" noChangeAspect="1"/>
             </wp:cNvGraphicFramePr>
@@ -11931,7 +11931,7 @@
             <wp:extent cx="276225" cy="276225"/>
             <wp:effectExtent b="0" l="0" r="0" t="0"/>
             <wp:wrapNone/>
-            <wp:docPr id="114" name="" descr="" title=""/>
+            <wp:docPr id="359" name="" descr="" title=""/>
             <wp:cNvGraphicFramePr>
               <a:graphicFrameLocks xmlns:a="http://schemas.openxmlformats.org/drawingml/2006/main" noChangeAspect="1"/>
             </wp:cNvGraphicFramePr>
@@ -12015,7 +12015,7 @@
             <wp:extent cx="276225" cy="276225"/>
             <wp:effectExtent b="0" l="0" r="0" t="0"/>
             <wp:wrapNone/>
-            <wp:docPr id="115" name="" descr="" title=""/>
+            <wp:docPr id="360" name="" descr="" title=""/>
             <wp:cNvGraphicFramePr>
               <a:graphicFrameLocks xmlns:a="http://schemas.openxmlformats.org/drawingml/2006/main" noChangeAspect="1"/>
             </wp:cNvGraphicFramePr>
@@ -12099,7 +12099,7 @@
             <wp:extent cx="276225" cy="276225"/>
             <wp:effectExtent b="0" l="0" r="0" t="0"/>
             <wp:wrapNone/>
-            <wp:docPr id="116" name="" descr="" title=""/>
+            <wp:docPr id="361" name="" descr="" title=""/>
             <wp:cNvGraphicFramePr>
               <a:graphicFrameLocks xmlns:a="http://schemas.openxmlformats.org/drawingml/2006/main" noChangeAspect="1"/>
             </wp:cNvGraphicFramePr>
@@ -12193,7 +12193,7 @@
             <wp:extent cx="276225" cy="276225"/>
             <wp:effectExtent b="0" l="0" r="0" t="0"/>
             <wp:wrapNone/>
-            <wp:docPr id="117" name="" descr="" title=""/>
+            <wp:docPr id="362" name="" descr="" title=""/>
             <wp:cNvGraphicFramePr>
               <a:graphicFrameLocks xmlns:a="http://schemas.openxmlformats.org/drawingml/2006/main" noChangeAspect="1"/>
             </wp:cNvGraphicFramePr>
@@ -12277,7 +12277,7 @@
             <wp:extent cx="276225" cy="276225"/>
             <wp:effectExtent b="0" l="0" r="0" t="0"/>
             <wp:wrapNone/>
-            <wp:docPr id="118" name="" descr="" title=""/>
+            <wp:docPr id="363" name="" descr="" title=""/>
             <wp:cNvGraphicFramePr>
               <a:graphicFrameLocks xmlns:a="http://schemas.openxmlformats.org/drawingml/2006/main" noChangeAspect="1"/>
             </wp:cNvGraphicFramePr>
@@ -12431,7 +12431,7 @@
             <wp:extent cx="276225" cy="276225"/>
             <wp:effectExtent b="0" l="0" r="0" t="0"/>
             <wp:wrapNone/>
-            <wp:docPr id="119" name="" descr="" title=""/>
+            <wp:docPr id="364" name="" descr="" title=""/>
             <wp:cNvGraphicFramePr>
               <a:graphicFrameLocks xmlns:a="http://schemas.openxmlformats.org/drawingml/2006/main" noChangeAspect="1"/>
             </wp:cNvGraphicFramePr>
@@ -12535,7 +12535,7 @@
             <wp:extent cx="276225" cy="276225"/>
             <wp:effectExtent b="0" l="0" r="0" t="0"/>
             <wp:wrapNone/>
-            <wp:docPr id="120" name="" descr="" title=""/>
+            <wp:docPr id="365" name="" descr="" title=""/>
             <wp:cNvGraphicFramePr>
               <a:graphicFrameLocks xmlns:a="http://schemas.openxmlformats.org/drawingml/2006/main" noChangeAspect="1"/>
             </wp:cNvGraphicFramePr>
@@ -12659,7 +12659,7 @@
             <wp:extent cx="276225" cy="276225"/>
             <wp:effectExtent b="0" l="0" r="0" t="0"/>
             <wp:wrapNone/>
-            <wp:docPr id="121" name="" descr="" title=""/>
+            <wp:docPr id="366" name="" descr="" title=""/>
             <wp:cNvGraphicFramePr>
               <a:graphicFrameLocks xmlns:a="http://schemas.openxmlformats.org/drawingml/2006/main" noChangeAspect="1"/>
             </wp:cNvGraphicFramePr>
@@ -12763,7 +12763,7 @@
             <wp:extent cx="276225" cy="276225"/>
             <wp:effectExtent b="0" l="0" r="0" t="0"/>
             <wp:wrapNone/>
-            <wp:docPr id="122" name="" descr="" title=""/>
+            <wp:docPr id="367" name="" descr="" title=""/>
             <wp:cNvGraphicFramePr>
               <a:graphicFrameLocks xmlns:a="http://schemas.openxmlformats.org/drawingml/2006/main" noChangeAspect="1"/>
             </wp:cNvGraphicFramePr>
@@ -12857,7 +12857,7 @@
             <wp:extent cx="276225" cy="276225"/>
             <wp:effectExtent b="0" l="0" r="0" t="0"/>
             <wp:wrapNone/>
-            <wp:docPr id="123" name="" descr="" title=""/>
+            <wp:docPr id="368" name="" descr="" title=""/>
             <wp:cNvGraphicFramePr>
               <a:graphicFrameLocks xmlns:a="http://schemas.openxmlformats.org/drawingml/2006/main" noChangeAspect="1"/>
             </wp:cNvGraphicFramePr>
@@ -12971,7 +12971,7 @@
             <wp:extent cx="276225" cy="276225"/>
             <wp:effectExtent b="0" l="0" r="0" t="0"/>
             <wp:wrapNone/>
-            <wp:docPr id="124" name="" descr="" title=""/>
+            <wp:docPr id="369" name="" descr="" title=""/>
             <wp:cNvGraphicFramePr>
               <a:graphicFrameLocks xmlns:a="http://schemas.openxmlformats.org/drawingml/2006/main" noChangeAspect="1"/>
             </wp:cNvGraphicFramePr>
@@ -13065,7 +13065,7 @@
             <wp:extent cx="276225" cy="276225"/>
             <wp:effectExtent b="0" l="0" r="0" t="0"/>
             <wp:wrapNone/>
-            <wp:docPr id="125" name="" descr="" title=""/>
+            <wp:docPr id="370" name="" descr="" title=""/>
             <wp:cNvGraphicFramePr>
               <a:graphicFrameLocks xmlns:a="http://schemas.openxmlformats.org/drawingml/2006/main" noChangeAspect="1"/>
             </wp:cNvGraphicFramePr>
@@ -13149,7 +13149,7 @@
             <wp:extent cx="276225" cy="276225"/>
             <wp:effectExtent b="0" l="0" r="0" t="0"/>
             <wp:wrapNone/>
-            <wp:docPr id="126" name="" descr="" title=""/>
+            <wp:docPr id="371" name="" descr="" title=""/>
             <wp:cNvGraphicFramePr>
               <a:graphicFrameLocks xmlns:a="http://schemas.openxmlformats.org/drawingml/2006/main" noChangeAspect="1"/>
             </wp:cNvGraphicFramePr>
@@ -13243,7 +13243,7 @@
             <wp:extent cx="276225" cy="276225"/>
             <wp:effectExtent b="0" l="0" r="0" t="0"/>
             <wp:wrapNone/>
-            <wp:docPr id="127" name="" descr="" title=""/>
+            <wp:docPr id="372" name="" descr="" title=""/>
             <wp:cNvGraphicFramePr>
               <a:graphicFrameLocks xmlns:a="http://schemas.openxmlformats.org/drawingml/2006/main" noChangeAspect="1"/>
             </wp:cNvGraphicFramePr>
@@ -13327,7 +13327,7 @@
             <wp:extent cx="276225" cy="276225"/>
             <wp:effectExtent b="0" l="0" r="0" t="0"/>
             <wp:wrapNone/>
-            <wp:docPr id="128" name="" descr="" title=""/>
+            <wp:docPr id="373" name="" descr="" title=""/>
             <wp:cNvGraphicFramePr>
               <a:graphicFrameLocks xmlns:a="http://schemas.openxmlformats.org/drawingml/2006/main" noChangeAspect="1"/>
             </wp:cNvGraphicFramePr>
@@ -13441,7 +13441,7 @@
             <wp:extent cx="276225" cy="276225"/>
             <wp:effectExtent b="0" l="0" r="0" t="0"/>
             <wp:wrapNone/>
-            <wp:docPr id="129" name="" descr="" title=""/>
+            <wp:docPr id="374" name="" descr="" title=""/>
             <wp:cNvGraphicFramePr>
               <a:graphicFrameLocks xmlns:a="http://schemas.openxmlformats.org/drawingml/2006/main" noChangeAspect="1"/>
             </wp:cNvGraphicFramePr>
@@ -13525,7 +13525,7 @@
             <wp:extent cx="276225" cy="276225"/>
             <wp:effectExtent b="0" l="0" r="0" t="0"/>
             <wp:wrapNone/>
-            <wp:docPr id="130" name="" descr="" title=""/>
+            <wp:docPr id="375" name="" descr="" title=""/>
             <wp:cNvGraphicFramePr>
               <a:graphicFrameLocks xmlns:a="http://schemas.openxmlformats.org/drawingml/2006/main" noChangeAspect="1"/>
             </wp:cNvGraphicFramePr>
@@ -13629,7 +13629,7 @@
             <wp:extent cx="276225" cy="276225"/>
             <wp:effectExtent b="0" l="0" r="0" t="0"/>
             <wp:wrapNone/>
-            <wp:docPr id="131" name="" descr="" title=""/>
+            <wp:docPr id="376" name="" descr="" title=""/>
             <wp:cNvGraphicFramePr>
               <a:graphicFrameLocks xmlns:a="http://schemas.openxmlformats.org/drawingml/2006/main" noChangeAspect="1"/>
             </wp:cNvGraphicFramePr>
@@ -13713,7 +13713,7 @@
             <wp:extent cx="276225" cy="276225"/>
             <wp:effectExtent b="0" l="0" r="0" t="0"/>
             <wp:wrapNone/>
-            <wp:docPr id="132" name="" descr="" title=""/>
+            <wp:docPr id="377" name="" descr="" title=""/>
             <wp:cNvGraphicFramePr>
               <a:graphicFrameLocks xmlns:a="http://schemas.openxmlformats.org/drawingml/2006/main" noChangeAspect="1"/>
             </wp:cNvGraphicFramePr>
@@ -13917,7 +13917,7 @@
             <wp:extent cx="276225" cy="276225"/>
             <wp:effectExtent b="0" l="0" r="0" t="0"/>
             <wp:wrapNone/>
-            <wp:docPr id="133" name="" descr="" title=""/>
+            <wp:docPr id="378" name="" descr="" title=""/>
             <wp:cNvGraphicFramePr>
               <a:graphicFrameLocks xmlns:a="http://schemas.openxmlformats.org/drawingml/2006/main" noChangeAspect="1"/>
             </wp:cNvGraphicFramePr>
@@ -14011,7 +14011,7 @@
             <wp:extent cx="276225" cy="276225"/>
             <wp:effectExtent b="0" l="0" r="0" t="0"/>
             <wp:wrapNone/>
-            <wp:docPr id="134" name="" descr="" title=""/>
+            <wp:docPr id="379" name="" descr="" title=""/>
             <wp:cNvGraphicFramePr>
               <a:graphicFrameLocks xmlns:a="http://schemas.openxmlformats.org/drawingml/2006/main" noChangeAspect="1"/>
             </wp:cNvGraphicFramePr>
@@ -14095,7 +14095,7 @@
             <wp:extent cx="276225" cy="276225"/>
             <wp:effectExtent b="0" l="0" r="0" t="0"/>
             <wp:wrapNone/>
-            <wp:docPr id="135" name="" descr="" title=""/>
+            <wp:docPr id="380" name="" descr="" title=""/>
             <wp:cNvGraphicFramePr>
               <a:graphicFrameLocks xmlns:a="http://schemas.openxmlformats.org/drawingml/2006/main" noChangeAspect="1"/>
             </wp:cNvGraphicFramePr>
@@ -14179,7 +14179,7 @@
             <wp:extent cx="276225" cy="276225"/>
             <wp:effectExtent b="0" l="0" r="0" t="0"/>
             <wp:wrapNone/>
-            <wp:docPr id="136" name="" descr="" title=""/>
+            <wp:docPr id="381" name="" descr="" title=""/>
             <wp:cNvGraphicFramePr>
               <a:graphicFrameLocks xmlns:a="http://schemas.openxmlformats.org/drawingml/2006/main" noChangeAspect="1"/>
             </wp:cNvGraphicFramePr>
@@ -14263,7 +14263,7 @@
             <wp:extent cx="276225" cy="276225"/>
             <wp:effectExtent b="0" l="0" r="0" t="0"/>
             <wp:wrapNone/>
-            <wp:docPr id="137" name="" descr="" title=""/>
+            <wp:docPr id="382" name="" descr="" title=""/>
             <wp:cNvGraphicFramePr>
               <a:graphicFrameLocks xmlns:a="http://schemas.openxmlformats.org/drawingml/2006/main" noChangeAspect="1"/>
             </wp:cNvGraphicFramePr>
@@ -14357,7 +14357,7 @@
             <wp:extent cx="276225" cy="276225"/>
             <wp:effectExtent b="0" l="0" r="0" t="0"/>
             <wp:wrapNone/>
-            <wp:docPr id="138" name="" descr="" title=""/>
+            <wp:docPr id="383" name="" descr="" title=""/>
             <wp:cNvGraphicFramePr>
               <a:graphicFrameLocks xmlns:a="http://schemas.openxmlformats.org/drawingml/2006/main" noChangeAspect="1"/>
             </wp:cNvGraphicFramePr>
@@ -14441,7 +14441,7 @@
             <wp:extent cx="276225" cy="276225"/>
             <wp:effectExtent b="0" l="0" r="0" t="0"/>
             <wp:wrapNone/>
-            <wp:docPr id="139" name="" descr="" title=""/>
+            <wp:docPr id="384" name="" descr="" title=""/>
             <wp:cNvGraphicFramePr>
               <a:graphicFrameLocks xmlns:a="http://schemas.openxmlformats.org/drawingml/2006/main" noChangeAspect="1"/>
             </wp:cNvGraphicFramePr>
@@ -14555,7 +14555,7 @@
             <wp:extent cx="276225" cy="276225"/>
             <wp:effectExtent b="0" l="0" r="0" t="0"/>
             <wp:wrapNone/>
-            <wp:docPr id="140" name="" descr="" title=""/>
+            <wp:docPr id="385" name="" descr="" title=""/>
             <wp:cNvGraphicFramePr>
               <a:graphicFrameLocks xmlns:a="http://schemas.openxmlformats.org/drawingml/2006/main" noChangeAspect="1"/>
             </wp:cNvGraphicFramePr>
@@ -14639,7 +14639,7 @@
             <wp:extent cx="276225" cy="276225"/>
             <wp:effectExtent b="0" l="0" r="0" t="0"/>
             <wp:wrapNone/>
-            <wp:docPr id="141" name="" descr="" title=""/>
+            <wp:docPr id="386" name="" descr="" title=""/>
             <wp:cNvGraphicFramePr>
               <a:graphicFrameLocks xmlns:a="http://schemas.openxmlformats.org/drawingml/2006/main" noChangeAspect="1"/>
             </wp:cNvGraphicFramePr>
@@ -14723,7 +14723,7 @@
             <wp:extent cx="276225" cy="276225"/>
             <wp:effectExtent b="0" l="0" r="0" t="0"/>
             <wp:wrapNone/>
-            <wp:docPr id="142" name="" descr="" title=""/>
+            <wp:docPr id="387" name="" descr="" title=""/>
             <wp:cNvGraphicFramePr>
               <a:graphicFrameLocks xmlns:a="http://schemas.openxmlformats.org/drawingml/2006/main" noChangeAspect="1"/>
             </wp:cNvGraphicFramePr>
@@ -14817,7 +14817,7 @@
             <wp:extent cx="276225" cy="276225"/>
             <wp:effectExtent b="0" l="0" r="0" t="0"/>
             <wp:wrapNone/>
-            <wp:docPr id="143" name="" descr="" title=""/>
+            <wp:docPr id="388" name="" descr="" title=""/>
             <wp:cNvGraphicFramePr>
               <a:graphicFrameLocks xmlns:a="http://schemas.openxmlformats.org/drawingml/2006/main" noChangeAspect="1"/>
             </wp:cNvGraphicFramePr>
@@ -14901,7 +14901,7 @@
             <wp:extent cx="276225" cy="276225"/>
             <wp:effectExtent b="0" l="0" r="0" t="0"/>
             <wp:wrapNone/>
-            <wp:docPr id="144" name="" descr="" title=""/>
+            <wp:docPr id="389" name="" descr="" title=""/>
             <wp:cNvGraphicFramePr>
               <a:graphicFrameLocks xmlns:a="http://schemas.openxmlformats.org/drawingml/2006/main" noChangeAspect="1"/>
             </wp:cNvGraphicFramePr>
@@ -15005,7 +15005,7 @@
             <wp:extent cx="276225" cy="276225"/>
             <wp:effectExtent b="0" l="0" r="0" t="0"/>
             <wp:wrapNone/>
-            <wp:docPr id="145" name="" descr="" title=""/>
+            <wp:docPr id="390" name="" descr="" title=""/>
             <wp:cNvGraphicFramePr>
               <a:graphicFrameLocks xmlns:a="http://schemas.openxmlformats.org/drawingml/2006/main" noChangeAspect="1"/>
             </wp:cNvGraphicFramePr>
@@ -15099,7 +15099,7 @@
             <wp:extent cx="276225" cy="276225"/>
             <wp:effectExtent b="0" l="0" r="0" t="0"/>
             <wp:wrapNone/>
-            <wp:docPr id="146" name="" descr="" title=""/>
+            <wp:docPr id="391" name="" descr="" title=""/>
             <wp:cNvGraphicFramePr>
               <a:graphicFrameLocks xmlns:a="http://schemas.openxmlformats.org/drawingml/2006/main" noChangeAspect="1"/>
             </wp:cNvGraphicFramePr>
@@ -15183,7 +15183,7 @@
             <wp:extent cx="276225" cy="276225"/>
             <wp:effectExtent b="0" l="0" r="0" t="0"/>
             <wp:wrapNone/>
-            <wp:docPr id="147" name="" descr="" title=""/>
+            <wp:docPr id="392" name="" descr="" title=""/>
             <wp:cNvGraphicFramePr>
               <a:graphicFrameLocks xmlns:a="http://schemas.openxmlformats.org/drawingml/2006/main" noChangeAspect="1"/>
             </wp:cNvGraphicFramePr>
@@ -15377,7 +15377,7 @@
             <wp:extent cx="276225" cy="276225"/>
             <wp:effectExtent b="0" l="0" r="0" t="0"/>
             <wp:wrapNone/>
-            <wp:docPr id="148" name="" descr="" title=""/>
+            <wp:docPr id="393" name="" descr="" title=""/>
             <wp:cNvGraphicFramePr>
               <a:graphicFrameLocks xmlns:a="http://schemas.openxmlformats.org/drawingml/2006/main" noChangeAspect="1"/>
             </wp:cNvGraphicFramePr>
@@ -15461,7 +15461,7 @@
             <wp:extent cx="276225" cy="276225"/>
             <wp:effectExtent b="0" l="0" r="0" t="0"/>
             <wp:wrapNone/>
-            <wp:docPr id="149" name="" descr="" title=""/>
+            <wp:docPr id="394" name="" descr="" title=""/>
             <wp:cNvGraphicFramePr>
               <a:graphicFrameLocks xmlns:a="http://schemas.openxmlformats.org/drawingml/2006/main" noChangeAspect="1"/>
             </wp:cNvGraphicFramePr>
@@ -15555,7 +15555,7 @@
             <wp:extent cx="276225" cy="276225"/>
             <wp:effectExtent b="0" l="0" r="0" t="0"/>
             <wp:wrapNone/>
-            <wp:docPr id="150" name="" descr="" title=""/>
+            <wp:docPr id="395" name="" descr="" title=""/>
             <wp:cNvGraphicFramePr>
               <a:graphicFrameLocks xmlns:a="http://schemas.openxmlformats.org/drawingml/2006/main" noChangeAspect="1"/>
             </wp:cNvGraphicFramePr>
@@ -15729,7 +15729,7 @@
             <wp:extent cx="276225" cy="276225"/>
             <wp:effectExtent b="0" l="0" r="0" t="0"/>
             <wp:wrapNone/>
-            <wp:docPr id="151" name="" descr="" title=""/>
+            <wp:docPr id="396" name="" descr="" title=""/>
             <wp:cNvGraphicFramePr>
               <a:graphicFrameLocks xmlns:a="http://schemas.openxmlformats.org/drawingml/2006/main" noChangeAspect="1"/>
             </wp:cNvGraphicFramePr>
@@ -15813,7 +15813,7 @@
             <wp:extent cx="276225" cy="276225"/>
             <wp:effectExtent b="0" l="0" r="0" t="0"/>
             <wp:wrapNone/>
-            <wp:docPr id="152" name="" descr="" title=""/>
+            <wp:docPr id="397" name="" descr="" title=""/>
             <wp:cNvGraphicFramePr>
               <a:graphicFrameLocks xmlns:a="http://schemas.openxmlformats.org/drawingml/2006/main" noChangeAspect="1"/>
             </wp:cNvGraphicFramePr>
@@ -15917,7 +15917,7 @@
             <wp:extent cx="276225" cy="276225"/>
             <wp:effectExtent b="0" l="0" r="0" t="0"/>
             <wp:wrapNone/>
-            <wp:docPr id="153" name="" descr="" title=""/>
+            <wp:docPr id="398" name="" descr="" title=""/>
             <wp:cNvGraphicFramePr>
               <a:graphicFrameLocks xmlns:a="http://schemas.openxmlformats.org/drawingml/2006/main" noChangeAspect="1"/>
             </wp:cNvGraphicFramePr>
@@ -16001,7 +16001,7 @@
             <wp:extent cx="276225" cy="276225"/>
             <wp:effectExtent b="0" l="0" r="0" t="0"/>
             <wp:wrapNone/>
-            <wp:docPr id="154" name="" descr="" title=""/>
+            <wp:docPr id="399" name="" descr="" title=""/>
             <wp:cNvGraphicFramePr>
               <a:graphicFrameLocks xmlns:a="http://schemas.openxmlformats.org/drawingml/2006/main" noChangeAspect="1"/>
             </wp:cNvGraphicFramePr>
@@ -16085,7 +16085,7 @@
             <wp:extent cx="276225" cy="276225"/>
             <wp:effectExtent b="0" l="0" r="0" t="0"/>
             <wp:wrapNone/>
-            <wp:docPr id="155" name="" descr="" title=""/>
+            <wp:docPr id="400" name="" descr="" title=""/>
             <wp:cNvGraphicFramePr>
               <a:graphicFrameLocks xmlns:a="http://schemas.openxmlformats.org/drawingml/2006/main" noChangeAspect="1"/>
             </wp:cNvGraphicFramePr>
@@ -16199,7 +16199,7 @@
             <wp:extent cx="276225" cy="276225"/>
             <wp:effectExtent b="0" l="0" r="0" t="0"/>
             <wp:wrapNone/>
-            <wp:docPr id="156" name="" descr="" title=""/>
+            <wp:docPr id="401" name="" descr="" title=""/>
             <wp:cNvGraphicFramePr>
               <a:graphicFrameLocks xmlns:a="http://schemas.openxmlformats.org/drawingml/2006/main" noChangeAspect="1"/>
             </wp:cNvGraphicFramePr>
@@ -16283,7 +16283,7 @@
             <wp:extent cx="276225" cy="276225"/>
             <wp:effectExtent b="0" l="0" r="0" t="0"/>
             <wp:wrapNone/>
-            <wp:docPr id="157" name="" descr="" title=""/>
+            <wp:docPr id="402" name="" descr="" title=""/>
             <wp:cNvGraphicFramePr>
               <a:graphicFrameLocks xmlns:a="http://schemas.openxmlformats.org/drawingml/2006/main" noChangeAspect="1"/>
             </wp:cNvGraphicFramePr>
@@ -16427,7 +16427,7 @@
             <wp:extent cx="276225" cy="276225"/>
             <wp:effectExtent b="0" l="0" r="0" t="0"/>
             <wp:wrapNone/>
-            <wp:docPr id="158" name="" descr="" title=""/>
+            <wp:docPr id="403" name="" descr="" title=""/>
             <wp:cNvGraphicFramePr>
               <a:graphicFrameLocks xmlns:a="http://schemas.openxmlformats.org/drawingml/2006/main" noChangeAspect="1"/>
             </wp:cNvGraphicFramePr>
@@ -16511,7 +16511,7 @@
             <wp:extent cx="276225" cy="276225"/>
             <wp:effectExtent b="0" l="0" r="0" t="0"/>
             <wp:wrapNone/>
-            <wp:docPr id="159" name="" descr="" title=""/>
+            <wp:docPr id="404" name="" descr="" title=""/>
             <wp:cNvGraphicFramePr>
               <a:graphicFrameLocks xmlns:a="http://schemas.openxmlformats.org/drawingml/2006/main" noChangeAspect="1"/>
             </wp:cNvGraphicFramePr>
@@ -16595,7 +16595,7 @@
             <wp:extent cx="276225" cy="276225"/>
             <wp:effectExtent b="0" l="0" r="0" t="0"/>
             <wp:wrapNone/>
-            <wp:docPr id="160" name="" descr="" title=""/>
+            <wp:docPr id="405" name="" descr="" title=""/>
             <wp:cNvGraphicFramePr>
               <a:graphicFrameLocks xmlns:a="http://schemas.openxmlformats.org/drawingml/2006/main" noChangeAspect="1"/>
             </wp:cNvGraphicFramePr>
@@ -16689,7 +16689,7 @@
             <wp:extent cx="276225" cy="276225"/>
             <wp:effectExtent b="0" l="0" r="0" t="0"/>
             <wp:wrapNone/>
-            <wp:docPr id="161" name="" descr="" title=""/>
+            <wp:docPr id="406" name="" descr="" title=""/>
             <wp:cNvGraphicFramePr>
               <a:graphicFrameLocks xmlns:a="http://schemas.openxmlformats.org/drawingml/2006/main" noChangeAspect="1"/>
             </wp:cNvGraphicFramePr>
@@ -16783,7 +16783,7 @@
             <wp:extent cx="276225" cy="276225"/>
             <wp:effectExtent b="0" l="0" r="0" t="0"/>
             <wp:wrapNone/>
-            <wp:docPr id="162" name="" descr="" title=""/>
+            <wp:docPr id="407" name="" descr="" title=""/>
             <wp:cNvGraphicFramePr>
               <a:graphicFrameLocks xmlns:a="http://schemas.openxmlformats.org/drawingml/2006/main" noChangeAspect="1"/>
             </wp:cNvGraphicFramePr>
@@ -16867,7 +16867,7 @@
             <wp:extent cx="276225" cy="276225"/>
             <wp:effectExtent b="0" l="0" r="0" t="0"/>
             <wp:wrapNone/>
-            <wp:docPr id="163" name="" descr="" title=""/>
+            <wp:docPr id="408" name="" descr="" title=""/>
             <wp:cNvGraphicFramePr>
               <a:graphicFrameLocks xmlns:a="http://schemas.openxmlformats.org/drawingml/2006/main" noChangeAspect="1"/>
             </wp:cNvGraphicFramePr>
@@ -16951,7 +16951,7 @@
             <wp:extent cx="276225" cy="276225"/>
             <wp:effectExtent b="0" l="0" r="0" t="0"/>
             <wp:wrapNone/>
-            <wp:docPr id="164" name="" descr="" title=""/>
+            <wp:docPr id="409" name="" descr="" title=""/>
             <wp:cNvGraphicFramePr>
               <a:graphicFrameLocks xmlns:a="http://schemas.openxmlformats.org/drawingml/2006/main" noChangeAspect="1"/>
             </wp:cNvGraphicFramePr>
@@ -17045,7 +17045,7 @@
             <wp:extent cx="276225" cy="276225"/>
             <wp:effectExtent b="0" l="0" r="0" t="0"/>
             <wp:wrapNone/>
-            <wp:docPr id="165" name="" descr="" title=""/>
+            <wp:docPr id="410" name="" descr="" title=""/>
             <wp:cNvGraphicFramePr>
               <a:graphicFrameLocks xmlns:a="http://schemas.openxmlformats.org/drawingml/2006/main" noChangeAspect="1"/>
             </wp:cNvGraphicFramePr>
@@ -17129,7 +17129,7 @@
             <wp:extent cx="276225" cy="276225"/>
             <wp:effectExtent b="0" l="0" r="0" t="0"/>
             <wp:wrapNone/>
-            <wp:docPr id="166" name="" descr="" title=""/>
+            <wp:docPr id="411" name="" descr="" title=""/>
             <wp:cNvGraphicFramePr>
               <a:graphicFrameLocks xmlns:a="http://schemas.openxmlformats.org/drawingml/2006/main" noChangeAspect="1"/>
             </wp:cNvGraphicFramePr>
@@ -17223,7 +17223,7 @@
             <wp:extent cx="276225" cy="276225"/>
             <wp:effectExtent b="0" l="0" r="0" t="0"/>
             <wp:wrapNone/>
-            <wp:docPr id="167" name="" descr="" title=""/>
+            <wp:docPr id="412" name="" descr="" title=""/>
             <wp:cNvGraphicFramePr>
               <a:graphicFrameLocks xmlns:a="http://schemas.openxmlformats.org/drawingml/2006/main" noChangeAspect="1"/>
             </wp:cNvGraphicFramePr>
@@ -17307,7 +17307,7 @@
             <wp:extent cx="276225" cy="276225"/>
             <wp:effectExtent b="0" l="0" r="0" t="0"/>
             <wp:wrapNone/>
-            <wp:docPr id="168" name="" descr="" title=""/>
+            <wp:docPr id="413" name="" descr="" title=""/>
             <wp:cNvGraphicFramePr>
               <a:graphicFrameLocks xmlns:a="http://schemas.openxmlformats.org/drawingml/2006/main" noChangeAspect="1"/>
             </wp:cNvGraphicFramePr>
@@ -17391,7 +17391,7 @@
             <wp:extent cx="276225" cy="276225"/>
             <wp:effectExtent b="0" l="0" r="0" t="0"/>
             <wp:wrapNone/>
-            <wp:docPr id="169" name="" descr="" title=""/>
+            <wp:docPr id="414" name="" descr="" title=""/>
             <wp:cNvGraphicFramePr>
               <a:graphicFrameLocks xmlns:a="http://schemas.openxmlformats.org/drawingml/2006/main" noChangeAspect="1"/>
             </wp:cNvGraphicFramePr>
@@ -17475,7 +17475,7 @@
             <wp:extent cx="276225" cy="276225"/>
             <wp:effectExtent b="0" l="0" r="0" t="0"/>
             <wp:wrapNone/>
-            <wp:docPr id="170" name="" descr="" title=""/>
+            <wp:docPr id="415" name="" descr="" title=""/>
             <wp:cNvGraphicFramePr>
               <a:graphicFrameLocks xmlns:a="http://schemas.openxmlformats.org/drawingml/2006/main" noChangeAspect="1"/>
             </wp:cNvGraphicFramePr>
@@ -17559,7 +17559,7 @@
             <wp:extent cx="276225" cy="276225"/>
             <wp:effectExtent b="0" l="0" r="0" t="0"/>
             <wp:wrapNone/>
-            <wp:docPr id="171" name="" descr="" title=""/>
+            <wp:docPr id="416" name="" descr="" title=""/>
             <wp:cNvGraphicFramePr>
               <a:graphicFrameLocks xmlns:a="http://schemas.openxmlformats.org/drawingml/2006/main" noChangeAspect="1"/>
             </wp:cNvGraphicFramePr>
@@ -17643,7 +17643,7 @@
             <wp:extent cx="276225" cy="276225"/>
             <wp:effectExtent b="0" l="0" r="0" t="0"/>
             <wp:wrapNone/>
-            <wp:docPr id="172" name="" descr="" title=""/>
+            <wp:docPr id="417" name="" descr="" title=""/>
             <wp:cNvGraphicFramePr>
               <a:graphicFrameLocks xmlns:a="http://schemas.openxmlformats.org/drawingml/2006/main" noChangeAspect="1"/>
             </wp:cNvGraphicFramePr>
@@ -17727,7 +17727,7 @@
             <wp:extent cx="276225" cy="276225"/>
             <wp:effectExtent b="0" l="0" r="0" t="0"/>
             <wp:wrapNone/>
-            <wp:docPr id="173" name="" descr="" title=""/>
+            <wp:docPr id="418" name="" descr="" title=""/>
             <wp:cNvGraphicFramePr>
               <a:graphicFrameLocks xmlns:a="http://schemas.openxmlformats.org/drawingml/2006/main" noChangeAspect="1"/>
             </wp:cNvGraphicFramePr>
@@ -17811,7 +17811,7 @@
             <wp:extent cx="276225" cy="276225"/>
             <wp:effectExtent b="0" l="0" r="0" t="0"/>
             <wp:wrapNone/>
-            <wp:docPr id="174" name="" descr="" title=""/>
+            <wp:docPr id="419" name="" descr="" title=""/>
             <wp:cNvGraphicFramePr>
               <a:graphicFrameLocks xmlns:a="http://schemas.openxmlformats.org/drawingml/2006/main" noChangeAspect="1"/>
             </wp:cNvGraphicFramePr>
@@ -17895,7 +17895,7 @@
             <wp:extent cx="276225" cy="276225"/>
             <wp:effectExtent b="0" l="0" r="0" t="0"/>
             <wp:wrapNone/>
-            <wp:docPr id="175" name="" descr="" title=""/>
+            <wp:docPr id="420" name="" descr="" title=""/>
             <wp:cNvGraphicFramePr>
               <a:graphicFrameLocks xmlns:a="http://schemas.openxmlformats.org/drawingml/2006/main" noChangeAspect="1"/>
             </wp:cNvGraphicFramePr>
@@ -17979,7 +17979,7 @@
             <wp:extent cx="276225" cy="276225"/>
             <wp:effectExtent b="0" l="0" r="0" t="0"/>
             <wp:wrapNone/>
-            <wp:docPr id="176" name="" descr="" title=""/>
+            <wp:docPr id="421" name="" descr="" title=""/>
             <wp:cNvGraphicFramePr>
               <a:graphicFrameLocks xmlns:a="http://schemas.openxmlformats.org/drawingml/2006/main" noChangeAspect="1"/>
             </wp:cNvGraphicFramePr>
@@ -18063,7 +18063,7 @@
             <wp:extent cx="276225" cy="276225"/>
             <wp:effectExtent b="0" l="0" r="0" t="0"/>
             <wp:wrapNone/>
-            <wp:docPr id="177" name="" descr="" title=""/>
+            <wp:docPr id="422" name="" descr="" title=""/>
             <wp:cNvGraphicFramePr>
               <a:graphicFrameLocks xmlns:a="http://schemas.openxmlformats.org/drawingml/2006/main" noChangeAspect="1"/>
             </wp:cNvGraphicFramePr>
@@ -18147,7 +18147,7 @@
             <wp:extent cx="276225" cy="276225"/>
             <wp:effectExtent b="0" l="0" r="0" t="0"/>
             <wp:wrapNone/>
-            <wp:docPr id="178" name="" descr="" title=""/>
+            <wp:docPr id="423" name="" descr="" title=""/>
             <wp:cNvGraphicFramePr>
               <a:graphicFrameLocks xmlns:a="http://schemas.openxmlformats.org/drawingml/2006/main" noChangeAspect="1"/>
             </wp:cNvGraphicFramePr>
@@ -18231,7 +18231,7 @@
             <wp:extent cx="276225" cy="276225"/>
             <wp:effectExtent b="0" l="0" r="0" t="0"/>
             <wp:wrapNone/>
-            <wp:docPr id="179" name="" descr="" title=""/>
+            <wp:docPr id="424" name="" descr="" title=""/>
             <wp:cNvGraphicFramePr>
               <a:graphicFrameLocks xmlns:a="http://schemas.openxmlformats.org/drawingml/2006/main" noChangeAspect="1"/>
             </wp:cNvGraphicFramePr>
@@ -18315,7 +18315,7 @@
             <wp:extent cx="276225" cy="276225"/>
             <wp:effectExtent b="0" l="0" r="0" t="0"/>
             <wp:wrapNone/>
-            <wp:docPr id="180" name="" descr="" title=""/>
+            <wp:docPr id="425" name="" descr="" title=""/>
             <wp:cNvGraphicFramePr>
               <a:graphicFrameLocks xmlns:a="http://schemas.openxmlformats.org/drawingml/2006/main" noChangeAspect="1"/>
             </wp:cNvGraphicFramePr>
@@ -18399,7 +18399,7 @@
             <wp:extent cx="276225" cy="276225"/>
             <wp:effectExtent b="0" l="0" r="0" t="0"/>
             <wp:wrapNone/>
-            <wp:docPr id="181" name="" descr="" title=""/>
+            <wp:docPr id="426" name="" descr="" title=""/>
             <wp:cNvGraphicFramePr>
               <a:graphicFrameLocks xmlns:a="http://schemas.openxmlformats.org/drawingml/2006/main" noChangeAspect="1"/>
             </wp:cNvGraphicFramePr>
@@ -18583,7 +18583,7 @@
             <wp:extent cx="276225" cy="276225"/>
             <wp:effectExtent b="0" l="0" r="0" t="0"/>
             <wp:wrapNone/>
-            <wp:docPr id="182" name="" descr="" title=""/>
+            <wp:docPr id="427" name="" descr="" title=""/>
             <wp:cNvGraphicFramePr>
               <a:graphicFrameLocks xmlns:a="http://schemas.openxmlformats.org/drawingml/2006/main" noChangeAspect="1"/>
             </wp:cNvGraphicFramePr>
@@ -18777,7 +18777,7 @@
             <wp:extent cx="276225" cy="276225"/>
             <wp:effectExtent b="0" l="0" r="0" t="0"/>
             <wp:wrapNone/>
-            <wp:docPr id="183" name="" descr="" title=""/>
+            <wp:docPr id="428" name="" descr="" title=""/>
             <wp:cNvGraphicFramePr>
               <a:graphicFrameLocks xmlns:a="http://schemas.openxmlformats.org/drawingml/2006/main" noChangeAspect="1"/>
             </wp:cNvGraphicFramePr>
@@ -18871,7 +18871,7 @@
             <wp:extent cx="276225" cy="276225"/>
             <wp:effectExtent b="0" l="0" r="0" t="0"/>
             <wp:wrapNone/>
-            <wp:docPr id="184" name="" descr="" title=""/>
+            <wp:docPr id="429" name="" descr="" title=""/>
             <wp:cNvGraphicFramePr>
               <a:graphicFrameLocks xmlns:a="http://schemas.openxmlformats.org/drawingml/2006/main" noChangeAspect="1"/>
             </wp:cNvGraphicFramePr>
@@ -18955,7 +18955,7 @@
             <wp:extent cx="276225" cy="276225"/>
             <wp:effectExtent b="0" l="0" r="0" t="0"/>
             <wp:wrapNone/>
-            <wp:docPr id="185" name="" descr="" title=""/>
+            <wp:docPr id="430" name="" descr="" title=""/>
             <wp:cNvGraphicFramePr>
               <a:graphicFrameLocks xmlns:a="http://schemas.openxmlformats.org/drawingml/2006/main" noChangeAspect="1"/>
             </wp:cNvGraphicFramePr>
@@ -19069,7 +19069,7 @@
             <wp:extent cx="276225" cy="276225"/>
             <wp:effectExtent b="0" l="0" r="0" t="0"/>
             <wp:wrapNone/>
-            <wp:docPr id="186" name="" descr="" title=""/>
+            <wp:docPr id="431" name="" descr="" title=""/>
             <wp:cNvGraphicFramePr>
               <a:graphicFrameLocks xmlns:a="http://schemas.openxmlformats.org/drawingml/2006/main" noChangeAspect="1"/>
             </wp:cNvGraphicFramePr>
@@ -19213,7 +19213,7 @@
             <wp:extent cx="276225" cy="276225"/>
             <wp:effectExtent b="0" l="0" r="0" t="0"/>
             <wp:wrapNone/>
-            <wp:docPr id="187" name="" descr="" title=""/>
+            <wp:docPr id="432" name="" descr="" title=""/>
             <wp:cNvGraphicFramePr>
               <a:graphicFrameLocks xmlns:a="http://schemas.openxmlformats.org/drawingml/2006/main" noChangeAspect="1"/>
             </wp:cNvGraphicFramePr>
@@ -19297,7 +19297,7 @@
             <wp:extent cx="276225" cy="276225"/>
             <wp:effectExtent b="0" l="0" r="0" t="0"/>
             <wp:wrapNone/>
-            <wp:docPr id="188" name="" descr="" title=""/>
+            <wp:docPr id="433" name="" descr="" title=""/>
             <wp:cNvGraphicFramePr>
               <a:graphicFrameLocks xmlns:a="http://schemas.openxmlformats.org/drawingml/2006/main" noChangeAspect="1"/>
             </wp:cNvGraphicFramePr>
@@ -19401,7 +19401,7 @@
             <wp:extent cx="276225" cy="276225"/>
             <wp:effectExtent b="0" l="0" r="0" t="0"/>
             <wp:wrapNone/>
-            <wp:docPr id="189" name="" descr="" title=""/>
+            <wp:docPr id="434" name="" descr="" title=""/>
             <wp:cNvGraphicFramePr>
               <a:graphicFrameLocks xmlns:a="http://schemas.openxmlformats.org/drawingml/2006/main" noChangeAspect="1"/>
             </wp:cNvGraphicFramePr>
@@ -19485,7 +19485,7 @@
             <wp:extent cx="276225" cy="276225"/>
             <wp:effectExtent b="0" l="0" r="0" t="0"/>
             <wp:wrapNone/>
-            <wp:docPr id="190" name="" descr="" title=""/>
+            <wp:docPr id="435" name="" descr="" title=""/>
             <wp:cNvGraphicFramePr>
               <a:graphicFrameLocks xmlns:a="http://schemas.openxmlformats.org/drawingml/2006/main" noChangeAspect="1"/>
             </wp:cNvGraphicFramePr>
@@ -19569,7 +19569,7 @@
             <wp:extent cx="276225" cy="276225"/>
             <wp:effectExtent b="0" l="0" r="0" t="0"/>
             <wp:wrapNone/>
-            <wp:docPr id="191" name="" descr="" title=""/>
+            <wp:docPr id="436" name="" descr="" title=""/>
             <wp:cNvGraphicFramePr>
               <a:graphicFrameLocks xmlns:a="http://schemas.openxmlformats.org/drawingml/2006/main" noChangeAspect="1"/>
             </wp:cNvGraphicFramePr>
@@ -19823,7 +19823,7 @@
             <wp:extent cx="276225" cy="276225"/>
             <wp:effectExtent b="0" l="0" r="0" t="0"/>
             <wp:wrapNone/>
-            <wp:docPr id="192" name="" descr="" title=""/>
+            <wp:docPr id="437" name="" descr="" title=""/>
             <wp:cNvGraphicFramePr>
               <a:graphicFrameLocks xmlns:a="http://schemas.openxmlformats.org/drawingml/2006/main" noChangeAspect="1"/>
             </wp:cNvGraphicFramePr>
@@ -19907,7 +19907,7 @@
             <wp:extent cx="276225" cy="276225"/>
             <wp:effectExtent b="0" l="0" r="0" t="0"/>
             <wp:wrapNone/>
-            <wp:docPr id="193" name="" descr="" title=""/>
+            <wp:docPr id="438" name="" descr="" title=""/>
             <wp:cNvGraphicFramePr>
               <a:graphicFrameLocks xmlns:a="http://schemas.openxmlformats.org/drawingml/2006/main" noChangeAspect="1"/>
             </wp:cNvGraphicFramePr>
@@ -19991,7 +19991,7 @@
             <wp:extent cx="276225" cy="276225"/>
             <wp:effectExtent b="0" l="0" r="0" t="0"/>
             <wp:wrapNone/>
-            <wp:docPr id="194" name="" descr="" title=""/>
+            <wp:docPr id="439" name="" descr="" title=""/>
             <wp:cNvGraphicFramePr>
               <a:graphicFrameLocks xmlns:a="http://schemas.openxmlformats.org/drawingml/2006/main" noChangeAspect="1"/>
             </wp:cNvGraphicFramePr>
@@ -20075,7 +20075,7 @@
             <wp:extent cx="276225" cy="276225"/>
             <wp:effectExtent b="0" l="0" r="0" t="0"/>
             <wp:wrapNone/>
-            <wp:docPr id="195" name="" descr="" title=""/>
+            <wp:docPr id="440" name="" descr="" title=""/>
             <wp:cNvGraphicFramePr>
               <a:graphicFrameLocks xmlns:a="http://schemas.openxmlformats.org/drawingml/2006/main" noChangeAspect="1"/>
             </wp:cNvGraphicFramePr>
@@ -20159,7 +20159,7 @@
             <wp:extent cx="276225" cy="276225"/>
             <wp:effectExtent b="0" l="0" r="0" t="0"/>
             <wp:wrapNone/>
-            <wp:docPr id="196" name="" descr="" title=""/>
+            <wp:docPr id="441" name="" descr="" title=""/>
             <wp:cNvGraphicFramePr>
               <a:graphicFrameLocks xmlns:a="http://schemas.openxmlformats.org/drawingml/2006/main" noChangeAspect="1"/>
             </wp:cNvGraphicFramePr>
@@ -20303,7 +20303,7 @@
             <wp:extent cx="276225" cy="276225"/>
             <wp:effectExtent b="0" l="0" r="0" t="0"/>
             <wp:wrapNone/>
-            <wp:docPr id="197" name="" descr="" title=""/>
+            <wp:docPr id="442" name="" descr="" title=""/>
             <wp:cNvGraphicFramePr>
               <a:graphicFrameLocks xmlns:a="http://schemas.openxmlformats.org/drawingml/2006/main" noChangeAspect="1"/>
             </wp:cNvGraphicFramePr>
@@ -20387,7 +20387,7 @@
             <wp:extent cx="276225" cy="276225"/>
             <wp:effectExtent b="0" l="0" r="0" t="0"/>
             <wp:wrapNone/>
-            <wp:docPr id="198" name="" descr="" title=""/>
+            <wp:docPr id="443" name="" descr="" title=""/>
             <wp:cNvGraphicFramePr>
               <a:graphicFrameLocks xmlns:a="http://schemas.openxmlformats.org/drawingml/2006/main" noChangeAspect="1"/>
             </wp:cNvGraphicFramePr>
@@ -20481,7 +20481,7 @@
             <wp:extent cx="276225" cy="276225"/>
             <wp:effectExtent b="0" l="0" r="0" t="0"/>
             <wp:wrapNone/>
-            <wp:docPr id="199" name="" descr="" title=""/>
+            <wp:docPr id="444" name="" descr="" title=""/>
             <wp:cNvGraphicFramePr>
               <a:graphicFrameLocks xmlns:a="http://schemas.openxmlformats.org/drawingml/2006/main" noChangeAspect="1"/>
             </wp:cNvGraphicFramePr>
@@ -20565,7 +20565,7 @@
             <wp:extent cx="276225" cy="276225"/>
             <wp:effectExtent b="0" l="0" r="0" t="0"/>
             <wp:wrapNone/>
-            <wp:docPr id="200" name="" descr="" title=""/>
+            <wp:docPr id="445" name="" descr="" title=""/>
             <wp:cNvGraphicFramePr>
               <a:graphicFrameLocks xmlns:a="http://schemas.openxmlformats.org/drawingml/2006/main" noChangeAspect="1"/>
             </wp:cNvGraphicFramePr>
@@ -20669,7 +20669,7 @@
             <wp:extent cx="276225" cy="276225"/>
             <wp:effectExtent b="0" l="0" r="0" t="0"/>
             <wp:wrapNone/>
-            <wp:docPr id="201" name="" descr="" title=""/>
+            <wp:docPr id="446" name="" descr="" title=""/>
             <wp:cNvGraphicFramePr>
               <a:graphicFrameLocks xmlns:a="http://schemas.openxmlformats.org/drawingml/2006/main" noChangeAspect="1"/>
             </wp:cNvGraphicFramePr>
@@ -20773,7 +20773,7 @@
             <wp:extent cx="276225" cy="276225"/>
             <wp:effectExtent b="0" l="0" r="0" t="0"/>
             <wp:wrapNone/>
-            <wp:docPr id="202" name="" descr="" title=""/>
+            <wp:docPr id="447" name="" descr="" title=""/>
             <wp:cNvGraphicFramePr>
               <a:graphicFrameLocks xmlns:a="http://schemas.openxmlformats.org/drawingml/2006/main" noChangeAspect="1"/>
             </wp:cNvGraphicFramePr>
@@ -20857,7 +20857,7 @@
             <wp:extent cx="276225" cy="276225"/>
             <wp:effectExtent b="0" l="0" r="0" t="0"/>
             <wp:wrapNone/>
-            <wp:docPr id="203" name="" descr="" title=""/>
+            <wp:docPr id="448" name="" descr="" title=""/>
             <wp:cNvGraphicFramePr>
               <a:graphicFrameLocks xmlns:a="http://schemas.openxmlformats.org/drawingml/2006/main" noChangeAspect="1"/>
             </wp:cNvGraphicFramePr>
@@ -20941,7 +20941,7 @@
             <wp:extent cx="276225" cy="276225"/>
             <wp:effectExtent b="0" l="0" r="0" t="0"/>
             <wp:wrapNone/>
-            <wp:docPr id="204" name="" descr="" title=""/>
+            <wp:docPr id="449" name="" descr="" title=""/>
             <wp:cNvGraphicFramePr>
               <a:graphicFrameLocks xmlns:a="http://schemas.openxmlformats.org/drawingml/2006/main" noChangeAspect="1"/>
             </wp:cNvGraphicFramePr>
@@ -21055,7 +21055,7 @@
             <wp:extent cx="276225" cy="276225"/>
             <wp:effectExtent b="0" l="0" r="0" t="0"/>
             <wp:wrapNone/>
-            <wp:docPr id="205" name="" descr="" title=""/>
+            <wp:docPr id="450" name="" descr="" title=""/>
             <wp:cNvGraphicFramePr>
               <a:graphicFrameLocks xmlns:a="http://schemas.openxmlformats.org/drawingml/2006/main" noChangeAspect="1"/>
             </wp:cNvGraphicFramePr>
@@ -21149,7 +21149,7 @@
             <wp:extent cx="276225" cy="276225"/>
             <wp:effectExtent b="0" l="0" r="0" t="0"/>
             <wp:wrapNone/>
-            <wp:docPr id="206" name="" descr="" title=""/>
+            <wp:docPr id="451" name="" descr="" title=""/>
             <wp:cNvGraphicFramePr>
               <a:graphicFrameLocks xmlns:a="http://schemas.openxmlformats.org/drawingml/2006/main" noChangeAspect="1"/>
             </wp:cNvGraphicFramePr>
@@ -21243,7 +21243,7 @@
             <wp:extent cx="276225" cy="276225"/>
             <wp:effectExtent b="0" l="0" r="0" t="0"/>
             <wp:wrapNone/>
-            <wp:docPr id="207" name="" descr="" title=""/>
+            <wp:docPr id="452" name="" descr="" title=""/>
             <wp:cNvGraphicFramePr>
               <a:graphicFrameLocks xmlns:a="http://schemas.openxmlformats.org/drawingml/2006/main" noChangeAspect="1"/>
             </wp:cNvGraphicFramePr>
@@ -21427,7 +21427,7 @@
             <wp:extent cx="276225" cy="276225"/>
             <wp:effectExtent b="0" l="0" r="0" t="0"/>
             <wp:wrapNone/>
-            <wp:docPr id="208" name="" descr="" title=""/>
+            <wp:docPr id="453" name="" descr="" title=""/>
             <wp:cNvGraphicFramePr>
               <a:graphicFrameLocks xmlns:a="http://schemas.openxmlformats.org/drawingml/2006/main" noChangeAspect="1"/>
             </wp:cNvGraphicFramePr>
@@ -21511,7 +21511,7 @@
             <wp:extent cx="276225" cy="276225"/>
             <wp:effectExtent b="0" l="0" r="0" t="0"/>
             <wp:wrapNone/>
-            <wp:docPr id="209" name="" descr="" title=""/>
+            <wp:docPr id="454" name="" descr="" title=""/>
             <wp:cNvGraphicFramePr>
               <a:graphicFrameLocks xmlns:a="http://schemas.openxmlformats.org/drawingml/2006/main" noChangeAspect="1"/>
             </wp:cNvGraphicFramePr>
@@ -21615,7 +21615,7 @@
             <wp:extent cx="276225" cy="276225"/>
             <wp:effectExtent b="0" l="0" r="0" t="0"/>
             <wp:wrapNone/>
-            <wp:docPr id="210" name="" descr="" title=""/>
+            <wp:docPr id="455" name="" descr="" title=""/>
             <wp:cNvGraphicFramePr>
               <a:graphicFrameLocks xmlns:a="http://schemas.openxmlformats.org/drawingml/2006/main" noChangeAspect="1"/>
             </wp:cNvGraphicFramePr>
@@ -21699,7 +21699,7 @@
             <wp:extent cx="276225" cy="276225"/>
             <wp:effectExtent b="0" l="0" r="0" t="0"/>
             <wp:wrapNone/>
-            <wp:docPr id="211" name="" descr="" title=""/>
+            <wp:docPr id="456" name="" descr="" title=""/>
             <wp:cNvGraphicFramePr>
               <a:graphicFrameLocks xmlns:a="http://schemas.openxmlformats.org/drawingml/2006/main" noChangeAspect="1"/>
             </wp:cNvGraphicFramePr>
@@ -21783,7 +21783,7 @@
             <wp:extent cx="276225" cy="276225"/>
             <wp:effectExtent b="0" l="0" r="0" t="0"/>
             <wp:wrapNone/>
-            <wp:docPr id="212" name="" descr="" title=""/>
+            <wp:docPr id="457" name="" descr="" title=""/>
             <wp:cNvGraphicFramePr>
               <a:graphicFrameLocks xmlns:a="http://schemas.openxmlformats.org/drawingml/2006/main" noChangeAspect="1"/>
             </wp:cNvGraphicFramePr>
@@ -21867,7 +21867,7 @@
             <wp:extent cx="276225" cy="276225"/>
             <wp:effectExtent b="0" l="0" r="0" t="0"/>
             <wp:wrapNone/>
-            <wp:docPr id="213" name="" descr="" title=""/>
+            <wp:docPr id="458" name="" descr="" title=""/>
             <wp:cNvGraphicFramePr>
               <a:graphicFrameLocks xmlns:a="http://schemas.openxmlformats.org/drawingml/2006/main" noChangeAspect="1"/>
             </wp:cNvGraphicFramePr>
@@ -21951,7 +21951,7 @@
             <wp:extent cx="276225" cy="276225"/>
             <wp:effectExtent b="0" l="0" r="0" t="0"/>
             <wp:wrapNone/>
-            <wp:docPr id="214" name="" descr="" title=""/>
+            <wp:docPr id="459" name="" descr="" title=""/>
             <wp:cNvGraphicFramePr>
               <a:graphicFrameLocks xmlns:a="http://schemas.openxmlformats.org/drawingml/2006/main" noChangeAspect="1"/>
             </wp:cNvGraphicFramePr>
@@ -22045,7 +22045,7 @@
             <wp:extent cx="276225" cy="276225"/>
             <wp:effectExtent b="0" l="0" r="0" t="0"/>
             <wp:wrapNone/>
-            <wp:docPr id="215" name="" descr="" title=""/>
+            <wp:docPr id="460" name="" descr="" title=""/>
             <wp:cNvGraphicFramePr>
               <a:graphicFrameLocks xmlns:a="http://schemas.openxmlformats.org/drawingml/2006/main" noChangeAspect="1"/>
             </wp:cNvGraphicFramePr>
@@ -22149,7 +22149,7 @@
             <wp:extent cx="276225" cy="276225"/>
             <wp:effectExtent b="0" l="0" r="0" t="0"/>
             <wp:wrapNone/>
-            <wp:docPr id="216" name="" descr="" title=""/>
+            <wp:docPr id="461" name="" descr="" title=""/>
             <wp:cNvGraphicFramePr>
               <a:graphicFrameLocks xmlns:a="http://schemas.openxmlformats.org/drawingml/2006/main" noChangeAspect="1"/>
             </wp:cNvGraphicFramePr>
@@ -22263,7 +22263,7 @@
             <wp:extent cx="276225" cy="276225"/>
             <wp:effectExtent b="0" l="0" r="0" t="0"/>
             <wp:wrapNone/>
-            <wp:docPr id="217" name="" descr="" title=""/>
+            <wp:docPr id="462" name="" descr="" title=""/>
             <wp:cNvGraphicFramePr>
               <a:graphicFrameLocks xmlns:a="http://schemas.openxmlformats.org/drawingml/2006/main" noChangeAspect="1"/>
             </wp:cNvGraphicFramePr>
@@ -22347,7 +22347,7 @@
             <wp:extent cx="276225" cy="276225"/>
             <wp:effectExtent b="0" l="0" r="0" t="0"/>
             <wp:wrapNone/>
-            <wp:docPr id="218" name="" descr="" title=""/>
+            <wp:docPr id="463" name="" descr="" title=""/>
             <wp:cNvGraphicFramePr>
               <a:graphicFrameLocks xmlns:a="http://schemas.openxmlformats.org/drawingml/2006/main" noChangeAspect="1"/>
             </wp:cNvGraphicFramePr>
@@ -22441,7 +22441,7 @@
             <wp:extent cx="276225" cy="276225"/>
             <wp:effectExtent b="0" l="0" r="0" t="0"/>
             <wp:wrapNone/>
-            <wp:docPr id="219" name="" descr="" title=""/>
+            <wp:docPr id="464" name="" descr="" title=""/>
             <wp:cNvGraphicFramePr>
               <a:graphicFrameLocks xmlns:a="http://schemas.openxmlformats.org/drawingml/2006/main" noChangeAspect="1"/>
             </wp:cNvGraphicFramePr>
@@ -22525,7 +22525,7 @@
             <wp:extent cx="276225" cy="276225"/>
             <wp:effectExtent b="0" l="0" r="0" t="0"/>
             <wp:wrapNone/>
-            <wp:docPr id="220" name="" descr="" title=""/>
+            <wp:docPr id="465" name="" descr="" title=""/>
             <wp:cNvGraphicFramePr>
               <a:graphicFrameLocks xmlns:a="http://schemas.openxmlformats.org/drawingml/2006/main" noChangeAspect="1"/>
             </wp:cNvGraphicFramePr>
@@ -22609,7 +22609,7 @@
             <wp:extent cx="276225" cy="276225"/>
             <wp:effectExtent b="0" l="0" r="0" t="0"/>
             <wp:wrapNone/>
-            <wp:docPr id="221" name="" descr="" title=""/>
+            <wp:docPr id="466" name="" descr="" title=""/>
             <wp:cNvGraphicFramePr>
               <a:graphicFrameLocks xmlns:a="http://schemas.openxmlformats.org/drawingml/2006/main" noChangeAspect="1"/>
             </wp:cNvGraphicFramePr>
@@ -22693,7 +22693,7 @@
             <wp:extent cx="276225" cy="276225"/>
             <wp:effectExtent b="0" l="0" r="0" t="0"/>
             <wp:wrapNone/>
-            <wp:docPr id="222" name="" descr="" title=""/>
+            <wp:docPr id="467" name="" descr="" title=""/>
             <wp:cNvGraphicFramePr>
               <a:graphicFrameLocks xmlns:a="http://schemas.openxmlformats.org/drawingml/2006/main" noChangeAspect="1"/>
             </wp:cNvGraphicFramePr>
@@ -22787,7 +22787,7 @@
             <wp:extent cx="276225" cy="276225"/>
             <wp:effectExtent b="0" l="0" r="0" t="0"/>
             <wp:wrapNone/>
-            <wp:docPr id="223" name="" descr="" title=""/>
+            <wp:docPr id="468" name="" descr="" title=""/>
             <wp:cNvGraphicFramePr>
               <a:graphicFrameLocks xmlns:a="http://schemas.openxmlformats.org/drawingml/2006/main" noChangeAspect="1"/>
             </wp:cNvGraphicFramePr>
@@ -22871,7 +22871,7 @@
             <wp:extent cx="276225" cy="276225"/>
             <wp:effectExtent b="0" l="0" r="0" t="0"/>
             <wp:wrapNone/>
-            <wp:docPr id="224" name="" descr="" title=""/>
+            <wp:docPr id="469" name="" descr="" title=""/>
             <wp:cNvGraphicFramePr>
               <a:graphicFrameLocks xmlns:a="http://schemas.openxmlformats.org/drawingml/2006/main" noChangeAspect="1"/>
             </wp:cNvGraphicFramePr>
@@ -22955,7 +22955,7 @@
             <wp:extent cx="276225" cy="276225"/>
             <wp:effectExtent b="0" l="0" r="0" t="0"/>
             <wp:wrapNone/>
-            <wp:docPr id="225" name="" descr="" title=""/>
+            <wp:docPr id="470" name="" descr="" title=""/>
             <wp:cNvGraphicFramePr>
               <a:graphicFrameLocks xmlns:a="http://schemas.openxmlformats.org/drawingml/2006/main" noChangeAspect="1"/>
             </wp:cNvGraphicFramePr>
@@ -23069,7 +23069,7 @@
             <wp:extent cx="276225" cy="276225"/>
             <wp:effectExtent b="0" l="0" r="0" t="0"/>
             <wp:wrapNone/>
-            <wp:docPr id="226" name="" descr="" title=""/>
+            <wp:docPr id="471" name="" descr="" title=""/>
             <wp:cNvGraphicFramePr>
               <a:graphicFrameLocks xmlns:a="http://schemas.openxmlformats.org/drawingml/2006/main" noChangeAspect="1"/>
             </wp:cNvGraphicFramePr>
@@ -23183,7 +23183,7 @@
             <wp:extent cx="276225" cy="276225"/>
             <wp:effectExtent b="0" l="0" r="0" t="0"/>
             <wp:wrapNone/>
-            <wp:docPr id="227" name="" descr="" title=""/>
+            <wp:docPr id="472" name="" descr="" title=""/>
             <wp:cNvGraphicFramePr>
               <a:graphicFrameLocks xmlns:a="http://schemas.openxmlformats.org/drawingml/2006/main" noChangeAspect="1"/>
             </wp:cNvGraphicFramePr>
@@ -23277,7 +23277,7 @@
             <wp:extent cx="276225" cy="276225"/>
             <wp:effectExtent b="0" l="0" r="0" t="0"/>
             <wp:wrapNone/>
-            <wp:docPr id="228" name="" descr="" title=""/>
+            <wp:docPr id="473" name="" descr="" title=""/>
             <wp:cNvGraphicFramePr>
               <a:graphicFrameLocks xmlns:a="http://schemas.openxmlformats.org/drawingml/2006/main" noChangeAspect="1"/>
             </wp:cNvGraphicFramePr>
@@ -23361,7 +23361,7 @@
             <wp:extent cx="276225" cy="276225"/>
             <wp:effectExtent b="0" l="0" r="0" t="0"/>
             <wp:wrapNone/>
-            <wp:docPr id="229" name="" descr="" title=""/>
+            <wp:docPr id="474" name="" descr="" title=""/>
             <wp:cNvGraphicFramePr>
               <a:graphicFrameLocks xmlns:a="http://schemas.openxmlformats.org/drawingml/2006/main" noChangeAspect="1"/>
             </wp:cNvGraphicFramePr>
@@ -23445,7 +23445,7 @@
             <wp:extent cx="276225" cy="276225"/>
             <wp:effectExtent b="0" l="0" r="0" t="0"/>
             <wp:wrapNone/>
-            <wp:docPr id="230" name="" descr="" title=""/>
+            <wp:docPr id="475" name="" descr="" title=""/>
             <wp:cNvGraphicFramePr>
               <a:graphicFrameLocks xmlns:a="http://schemas.openxmlformats.org/drawingml/2006/main" noChangeAspect="1"/>
             </wp:cNvGraphicFramePr>
@@ -23529,7 +23529,7 @@
             <wp:extent cx="276225" cy="276225"/>
             <wp:effectExtent b="0" l="0" r="0" t="0"/>
             <wp:wrapNone/>
-            <wp:docPr id="231" name="" descr="" title=""/>
+            <wp:docPr id="476" name="" descr="" title=""/>
             <wp:cNvGraphicFramePr>
               <a:graphicFrameLocks xmlns:a="http://schemas.openxmlformats.org/drawingml/2006/main" noChangeAspect="1"/>
             </wp:cNvGraphicFramePr>
@@ -23613,7 +23613,7 @@
             <wp:extent cx="276225" cy="276225"/>
             <wp:effectExtent b="0" l="0" r="0" t="0"/>
             <wp:wrapNone/>
-            <wp:docPr id="232" name="" descr="" title=""/>
+            <wp:docPr id="477" name="" descr="" title=""/>
             <wp:cNvGraphicFramePr>
               <a:graphicFrameLocks xmlns:a="http://schemas.openxmlformats.org/drawingml/2006/main" noChangeAspect="1"/>
             </wp:cNvGraphicFramePr>
@@ -23697,7 +23697,7 @@
             <wp:extent cx="276225" cy="276225"/>
             <wp:effectExtent b="0" l="0" r="0" t="0"/>
             <wp:wrapNone/>
-            <wp:docPr id="233" name="" descr="" title=""/>
+            <wp:docPr id="478" name="" descr="" title=""/>
             <wp:cNvGraphicFramePr>
               <a:graphicFrameLocks xmlns:a="http://schemas.openxmlformats.org/drawingml/2006/main" noChangeAspect="1"/>
             </wp:cNvGraphicFramePr>
@@ -23781,7 +23781,7 @@
             <wp:extent cx="276225" cy="276225"/>
             <wp:effectExtent b="0" l="0" r="0" t="0"/>
             <wp:wrapNone/>
-            <wp:docPr id="234" name="" descr="" title=""/>
+            <wp:docPr id="479" name="" descr="" title=""/>
             <wp:cNvGraphicFramePr>
               <a:graphicFrameLocks xmlns:a="http://schemas.openxmlformats.org/drawingml/2006/main" noChangeAspect="1"/>
             </wp:cNvGraphicFramePr>
@@ -23865,7 +23865,7 @@
             <wp:extent cx="276225" cy="276225"/>
             <wp:effectExtent b="0" l="0" r="0" t="0"/>
             <wp:wrapNone/>
-            <wp:docPr id="235" name="" descr="" title=""/>
+            <wp:docPr id="480" name="" descr="" title=""/>
             <wp:cNvGraphicFramePr>
               <a:graphicFrameLocks xmlns:a="http://schemas.openxmlformats.org/drawingml/2006/main" noChangeAspect="1"/>
             </wp:cNvGraphicFramePr>
@@ -23949,7 +23949,7 @@
             <wp:extent cx="276225" cy="276225"/>
             <wp:effectExtent b="0" l="0" r="0" t="0"/>
             <wp:wrapNone/>
-            <wp:docPr id="236" name="" descr="" title=""/>
+            <wp:docPr id="481" name="" descr="" title=""/>
             <wp:cNvGraphicFramePr>
               <a:graphicFrameLocks xmlns:a="http://schemas.openxmlformats.org/drawingml/2006/main" noChangeAspect="1"/>
             </wp:cNvGraphicFramePr>
@@ -24043,7 +24043,7 @@
             <wp:extent cx="276225" cy="276225"/>
             <wp:effectExtent b="0" l="0" r="0" t="0"/>
             <wp:wrapNone/>
-            <wp:docPr id="237" name="" descr="" title=""/>
+            <wp:docPr id="482" name="" descr="" title=""/>
             <wp:cNvGraphicFramePr>
               <a:graphicFrameLocks xmlns:a="http://schemas.openxmlformats.org/drawingml/2006/main" noChangeAspect="1"/>
             </wp:cNvGraphicFramePr>
@@ -24137,7 +24137,7 @@
             <wp:extent cx="276225" cy="276225"/>
             <wp:effectExtent b="0" l="0" r="0" t="0"/>
             <wp:wrapNone/>
-            <wp:docPr id="238" name="" descr="" title=""/>
+            <wp:docPr id="483" name="" descr="" title=""/>
             <wp:cNvGraphicFramePr>
               <a:graphicFrameLocks xmlns:a="http://schemas.openxmlformats.org/drawingml/2006/main" noChangeAspect="1"/>
             </wp:cNvGraphicFramePr>
@@ -24231,7 +24231,7 @@
             <wp:extent cx="276225" cy="276225"/>
             <wp:effectExtent b="0" l="0" r="0" t="0"/>
             <wp:wrapNone/>
-            <wp:docPr id="239" name="" descr="" title=""/>
+            <wp:docPr id="484" name="" descr="" title=""/>
             <wp:cNvGraphicFramePr>
               <a:graphicFrameLocks xmlns:a="http://schemas.openxmlformats.org/drawingml/2006/main" noChangeAspect="1"/>
             </wp:cNvGraphicFramePr>
@@ -24325,7 +24325,7 @@
             <wp:extent cx="276225" cy="276225"/>
             <wp:effectExtent b="0" l="0" r="0" t="0"/>
             <wp:wrapNone/>
-            <wp:docPr id="240" name="" descr="" title=""/>
+            <wp:docPr id="485" name="" descr="" title=""/>
             <wp:cNvGraphicFramePr>
               <a:graphicFrameLocks xmlns:a="http://schemas.openxmlformats.org/drawingml/2006/main" noChangeAspect="1"/>
             </wp:cNvGraphicFramePr>
@@ -24409,7 +24409,7 @@
             <wp:extent cx="276225" cy="276225"/>
             <wp:effectExtent b="0" l="0" r="0" t="0"/>
             <wp:wrapNone/>
-            <wp:docPr id="241" name="" descr="" title=""/>
+            <wp:docPr id="486" name="" descr="" title=""/>
             <wp:cNvGraphicFramePr>
               <a:graphicFrameLocks xmlns:a="http://schemas.openxmlformats.org/drawingml/2006/main" noChangeAspect="1"/>
             </wp:cNvGraphicFramePr>
@@ -24493,7 +24493,7 @@
             <wp:extent cx="276225" cy="276225"/>
             <wp:effectExtent b="0" l="0" r="0" t="0"/>
             <wp:wrapNone/>
-            <wp:docPr id="242" name="" descr="" title=""/>
+            <wp:docPr id="487" name="" descr="" title=""/>
             <wp:cNvGraphicFramePr>
               <a:graphicFrameLocks xmlns:a="http://schemas.openxmlformats.org/drawingml/2006/main" noChangeAspect="1"/>
             </wp:cNvGraphicFramePr>
@@ -24577,7 +24577,7 @@
             <wp:extent cx="276225" cy="276225"/>
             <wp:effectExtent b="0" l="0" r="0" t="0"/>
             <wp:wrapNone/>
-            <wp:docPr id="243" name="" descr="" title=""/>
+            <wp:docPr id="488" name="" descr="" title=""/>
             <wp:cNvGraphicFramePr>
               <a:graphicFrameLocks xmlns:a="http://schemas.openxmlformats.org/drawingml/2006/main" noChangeAspect="1"/>
             </wp:cNvGraphicFramePr>
@@ -24661,7 +24661,7 @@
             <wp:extent cx="209550" cy="209550"/>
             <wp:effectExtent b="0" l="0" r="0" t="0"/>
             <wp:wrapNone/>
-            <wp:docPr id="244" name="" descr="" title=""/>
+            <wp:docPr id="489" name="" descr="" title=""/>
             <wp:cNvGraphicFramePr>
               <a:graphicFrameLocks xmlns:a="http://schemas.openxmlformats.org/drawingml/2006/main" noChangeAspect="1"/>
             </wp:cNvGraphicFramePr>
@@ -24771,7 +24771,7 @@
 
 <file path=word/numbering.xml><?xml version="1.0" encoding="utf-8"?>
 <w:numbering xmlns:wpc="http://schemas.microsoft.com/office/word/2010/wordprocessingCanvas" xmlns:mc="http://schemas.openxmlformats.org/markup-compatibility/2006" xmlns:o="urn:schemas-microsoft-com:office:office" xmlns:r="http://schemas.openxmlformats.org/officeDocument/2006/relationships" xmlns:m="http://schemas.openxmlformats.org/officeDocument/2006/math" xmlns:v="urn:schemas-microsoft-com:vml" xmlns:wp14="http://schemas.microsoft.com/office/word/2010/wordprocessingDrawing" xmlns:wp="http://schemas.openxmlformats.org/drawingml/2006/wordprocessingDrawing" xmlns:w10="urn:schemas-microsoft-com:office:word" xmlns:w="http://schemas.openxmlformats.org/wordprocessingml/2006/main" xmlns:w14="http://schemas.microsoft.com/office/word/2010/wordml" xmlns:w15="http://schemas.microsoft.com/office/word/2012/wordml" xmlns:wpg="http://schemas.microsoft.com/office/word/2010/wordprocessingGroup" xmlns:wpi="http://schemas.microsoft.com/office/word/2010/wordprocessingInk" xmlns:wne="http://schemas.microsoft.com/office/word/2006/wordml" xmlns:wps="http://schemas.microsoft.com/office/word/2010/wordprocessingShape" mc:Ignorable="w14 w15 wp14">
-  <w:abstractNum w:abstractNumId="245" w15:restartNumberingAfterBreak="0">
+  <w:abstractNum w:abstractNumId="490" w15:restartNumberingAfterBreak="0">
     <w:multiLevelType w:val="hybridMultilevel"/>
     <w:lvl w:ilvl="0" w15:tentative="1">
       <w:start w:val="1"/>
@@ -24856,7 +24856,7 @@
     </w:lvl>
   </w:abstractNum>
   <w:num w:numId="1">
-    <w:abstractNumId w:val="245"/>
+    <w:abstractNumId w:val="490"/>
     <w:lvlOverride w:ilvl="0">
       <w:startOverride w:val="1"/>
     </w:lvlOverride>
